--- a/Ruzana_Khan_Resume.docx
+++ b/Ruzana_Khan_Resume.docx
@@ -555,14 +555,16 @@
         </w:pBdr>
         <w:spacing w:before="260" w:after="120"/>
         <w:rPr>
+          <w:rFonts w:hint="default" w:ascii="Arial" w:hAnsi="Arial" w:cs="Arial"/>
           <w:color w:val="1054C6"/>
           <w:sz w:val="28"/>
           <w:szCs w:val="28"/>
         </w:rPr>
       </w:pPr>
-      <w:r>
-        <w:rPr>
-          <w:rFonts w:ascii="Calibri" w:hAnsi="Calibri" w:eastAsia="Calibri" w:cs="Calibri"/>
+      <w:bookmarkStart w:id="0" w:name="_GoBack"/>
+      <w:r>
+        <w:rPr>
+          <w:rFonts w:hint="default" w:ascii="Arial" w:hAnsi="Arial" w:eastAsia="Calibri" w:cs="Arial"/>
           <w:b/>
           <w:bCs/>
           <w:color w:val="1054C6"/>
@@ -576,6 +578,7 @@
       <w:pPr>
         <w:spacing w:after="100"/>
         <w:rPr>
+          <w:rFonts w:hint="default" w:ascii="Arial" w:hAnsi="Arial" w:cs="Arial"/>
           <w:color w:val="000000" w:themeColor="text1"/>
           <w:sz w:val="26"/>
           <w:szCs w:val="26"/>
@@ -588,7 +591,7 @@
       </w:pPr>
       <w:r>
         <w:rPr>
-          <w:rFonts w:ascii="Calibri" w:hAnsi="Calibri" w:eastAsia="Calibri" w:cs="Calibri"/>
+          <w:rFonts w:hint="default" w:ascii="Arial" w:hAnsi="Arial" w:eastAsia="Calibri" w:cs="Arial"/>
           <w:color w:val="000000" w:themeColor="text1"/>
           <w:sz w:val="26"/>
           <w:szCs w:val="26"/>
@@ -608,6 +611,7 @@
         </w:pBdr>
         <w:spacing w:before="260" w:after="120"/>
         <w:rPr>
+          <w:rFonts w:hint="default" w:ascii="Arial" w:hAnsi="Arial" w:cs="Arial"/>
           <w:color w:val="1054C6"/>
           <w:sz w:val="28"/>
           <w:szCs w:val="28"/>
@@ -615,7 +619,7 @@
       </w:pPr>
       <w:r>
         <w:rPr>
-          <w:rFonts w:ascii="Calibri" w:hAnsi="Calibri" w:eastAsia="Calibri" w:cs="Calibri"/>
+          <w:rFonts w:hint="default" w:ascii="Arial" w:hAnsi="Arial" w:eastAsia="Calibri" w:cs="Arial"/>
           <w:b/>
           <w:bCs/>
           <w:color w:val="1054C6"/>
@@ -634,6 +638,7 @@
         </w:numPr>
         <w:spacing w:after="60"/>
         <w:rPr>
+          <w:rFonts w:hint="default" w:ascii="Arial" w:hAnsi="Arial" w:cs="Arial"/>
           <w:color w:val="000000" w:themeColor="text1"/>
           <w:sz w:val="28"/>
           <w:szCs w:val="28"/>
@@ -646,7 +651,7 @@
       </w:pPr>
       <w:r>
         <w:rPr>
-          <w:rFonts w:ascii="Calibri" w:hAnsi="Calibri" w:eastAsia="Calibri" w:cs="Calibri"/>
+          <w:rFonts w:hint="default" w:ascii="Arial" w:hAnsi="Arial" w:eastAsia="Calibri" w:cs="Arial"/>
           <w:b/>
           <w:bCs/>
           <w:color w:val="000000" w:themeColor="text1"/>
@@ -662,7 +667,7 @@
       </w:r>
       <w:r>
         <w:rPr>
-          <w:rFonts w:ascii="Calibri" w:hAnsi="Calibri" w:eastAsia="Calibri" w:cs="Calibri"/>
+          <w:rFonts w:hint="default" w:ascii="Arial" w:hAnsi="Arial" w:eastAsia="Calibri" w:cs="Arial"/>
           <w:color w:val="000000" w:themeColor="text1"/>
           <w:sz w:val="28"/>
           <w:szCs w:val="28"/>
@@ -684,6 +689,7 @@
         </w:numPr>
         <w:spacing w:after="60"/>
         <w:rPr>
+          <w:rFonts w:hint="default" w:ascii="Arial" w:hAnsi="Arial" w:cs="Arial"/>
           <w:color w:val="000000" w:themeColor="text1"/>
           <w:sz w:val="28"/>
           <w:szCs w:val="28"/>
@@ -696,7 +702,7 @@
       </w:pPr>
       <w:r>
         <w:rPr>
-          <w:rFonts w:ascii="Calibri" w:hAnsi="Calibri" w:eastAsia="Calibri" w:cs="Calibri"/>
+          <w:rFonts w:hint="default" w:ascii="Arial" w:hAnsi="Arial" w:eastAsia="Calibri" w:cs="Arial"/>
           <w:b/>
           <w:bCs/>
           <w:color w:val="000000" w:themeColor="text1"/>
@@ -712,7 +718,7 @@
       </w:r>
       <w:r>
         <w:rPr>
-          <w:rFonts w:ascii="Calibri" w:hAnsi="Calibri" w:eastAsia="Calibri" w:cs="Calibri"/>
+          <w:rFonts w:hint="default" w:ascii="Arial" w:hAnsi="Arial" w:eastAsia="Calibri" w:cs="Arial"/>
           <w:color w:val="000000" w:themeColor="text1"/>
           <w:sz w:val="28"/>
           <w:szCs w:val="28"/>
@@ -734,6 +740,7 @@
         </w:numPr>
         <w:spacing w:after="60"/>
         <w:rPr>
+          <w:rFonts w:hint="default" w:ascii="Arial" w:hAnsi="Arial" w:cs="Arial"/>
           <w:color w:val="000000" w:themeColor="text1"/>
           <w:sz w:val="28"/>
           <w:szCs w:val="28"/>
@@ -746,7 +753,7 @@
       </w:pPr>
       <w:r>
         <w:rPr>
-          <w:rFonts w:ascii="Calibri" w:hAnsi="Calibri" w:eastAsia="Calibri" w:cs="Calibri"/>
+          <w:rFonts w:hint="default" w:ascii="Arial" w:hAnsi="Arial" w:eastAsia="Calibri" w:cs="Arial"/>
           <w:b/>
           <w:bCs/>
           <w:color w:val="000000" w:themeColor="text1"/>
@@ -762,7 +769,7 @@
       </w:r>
       <w:r>
         <w:rPr>
-          <w:rFonts w:ascii="Calibri" w:hAnsi="Calibri" w:eastAsia="Calibri" w:cs="Calibri"/>
+          <w:rFonts w:hint="default" w:ascii="Arial" w:hAnsi="Arial" w:eastAsia="Calibri" w:cs="Arial"/>
           <w:color w:val="000000" w:themeColor="text1"/>
           <w:sz w:val="28"/>
           <w:szCs w:val="28"/>
@@ -784,6 +791,7 @@
         </w:numPr>
         <w:spacing w:after="60"/>
         <w:rPr>
+          <w:rFonts w:hint="default" w:ascii="Arial" w:hAnsi="Arial" w:cs="Arial"/>
           <w:color w:val="000000" w:themeColor="text1"/>
           <w:sz w:val="28"/>
           <w:szCs w:val="28"/>
@@ -796,7 +804,7 @@
       </w:pPr>
       <w:r>
         <w:rPr>
-          <w:rFonts w:ascii="Calibri" w:hAnsi="Calibri" w:eastAsia="Calibri" w:cs="Calibri"/>
+          <w:rFonts w:hint="default" w:ascii="Arial" w:hAnsi="Arial" w:eastAsia="Calibri" w:cs="Arial"/>
           <w:b/>
           <w:bCs/>
           <w:color w:val="000000" w:themeColor="text1"/>
@@ -812,7 +820,7 @@
       </w:r>
       <w:r>
         <w:rPr>
-          <w:rFonts w:ascii="Calibri" w:hAnsi="Calibri" w:eastAsia="Calibri" w:cs="Calibri"/>
+          <w:rFonts w:hint="default" w:ascii="Arial" w:hAnsi="Arial" w:eastAsia="Calibri" w:cs="Arial"/>
           <w:color w:val="000000" w:themeColor="text1"/>
           <w:sz w:val="28"/>
           <w:szCs w:val="28"/>
@@ -834,7 +842,7 @@
         </w:numPr>
         <w:spacing w:after="60"/>
         <w:rPr>
-          <w:rFonts w:hint="default" w:ascii="Calibri" w:hAnsi="Calibri" w:cs="Calibri"/>
+          <w:rFonts w:hint="default" w:ascii="Arial" w:hAnsi="Arial" w:cs="Arial"/>
           <w:color w:val="000000" w:themeColor="text1"/>
           <w:sz w:val="28"/>
           <w:szCs w:val="28"/>
@@ -847,7 +855,7 @@
       </w:pPr>
       <w:r>
         <w:rPr>
-          <w:rFonts w:hint="default" w:ascii="Calibri" w:hAnsi="Calibri" w:eastAsia="SimSun" w:cs="Calibri"/>
+          <w:rFonts w:hint="default" w:ascii="Arial" w:hAnsi="Arial" w:eastAsia="SimSun" w:cs="Arial"/>
           <w:b/>
           <w:bCs/>
           <w:sz w:val="28"/>
@@ -857,7 +865,7 @@
       </w:r>
       <w:r>
         <w:rPr>
-          <w:rFonts w:hint="default" w:ascii="Calibri" w:hAnsi="Calibri" w:eastAsia="SimSun" w:cs="Calibri"/>
+          <w:rFonts w:hint="default" w:ascii="Arial" w:hAnsi="Arial" w:eastAsia="SimSun" w:cs="Arial"/>
           <w:sz w:val="28"/>
           <w:szCs w:val="28"/>
         </w:rPr>
@@ -865,7 +873,7 @@
       </w:r>
       <w:r>
         <w:rPr>
-          <w:rFonts w:hint="default" w:ascii="Calibri" w:hAnsi="Calibri" w:eastAsia="SimSun" w:cs="Calibri"/>
+          <w:rFonts w:hint="default" w:ascii="Arial" w:hAnsi="Arial" w:eastAsia="SimSun" w:cs="Arial"/>
           <w:sz w:val="28"/>
           <w:szCs w:val="28"/>
           <w:lang w:val="en-US"/>
@@ -874,7 +882,7 @@
       </w:r>
       <w:r>
         <w:rPr>
-          <w:rFonts w:hint="default" w:ascii="Calibri" w:hAnsi="Calibri" w:eastAsia="SimSun" w:cs="Calibri"/>
+          <w:rFonts w:hint="default" w:ascii="Arial" w:hAnsi="Arial" w:eastAsia="SimSun" w:cs="Arial"/>
           <w:sz w:val="28"/>
           <w:szCs w:val="28"/>
         </w:rPr>
@@ -888,6 +896,7 @@
         </w:pBdr>
         <w:spacing w:before="260" w:after="120"/>
         <w:rPr>
+          <w:rFonts w:hint="default" w:ascii="Arial" w:hAnsi="Arial" w:cs="Arial"/>
           <w:color w:val="1054C6"/>
           <w:sz w:val="28"/>
           <w:szCs w:val="28"/>
@@ -895,27 +904,14 @@
       </w:pPr>
       <w:r>
         <w:rPr>
-          <w:rFonts w:ascii="Calibri" w:hAnsi="Calibri" w:eastAsia="Calibri" w:cs="Calibri"/>
+          <w:rFonts w:hint="default" w:ascii="Arial" w:hAnsi="Arial" w:eastAsia="Calibri" w:cs="Arial"/>
           <w:b/>
           <w:bCs/>
           <w:color w:val="1054C6"/>
           <w:sz w:val="28"/>
           <w:szCs w:val="28"/>
         </w:rPr>
-        <w:t>PROFESSIONA</w:t>
-      </w:r>
-      <w:bookmarkStart w:id="0" w:name="_GoBack"/>
-      <w:bookmarkEnd w:id="0"/>
-      <w:r>
-        <w:rPr>
-          <w:rFonts w:ascii="Calibri" w:hAnsi="Calibri" w:eastAsia="Calibri" w:cs="Calibri"/>
-          <w:b/>
-          <w:bCs/>
-          <w:color w:val="1054C6"/>
-          <w:sz w:val="28"/>
-          <w:szCs w:val="28"/>
-        </w:rPr>
-        <w:t>L EXPERIENCE</w:t>
+        <w:t>PROFESSIONAL EXPERIENCE</w:t>
       </w:r>
     </w:p>
     <w:p>
@@ -925,13 +921,14 @@
         </w:tabs>
         <w:spacing w:before="160" w:after="20"/>
         <w:rPr>
-          <w:sz w:val="28"/>
-          <w:szCs w:val="28"/>
-        </w:rPr>
-      </w:pPr>
-      <w:r>
-        <w:rPr>
-          <w:rFonts w:ascii="Calibri" w:hAnsi="Calibri" w:eastAsia="Calibri" w:cs="Calibri"/>
+          <w:rFonts w:hint="default" w:ascii="Arial" w:hAnsi="Arial" w:cs="Arial"/>
+          <w:sz w:val="28"/>
+          <w:szCs w:val="28"/>
+        </w:rPr>
+      </w:pPr>
+      <w:r>
+        <w:rPr>
+          <w:rFonts w:hint="default" w:ascii="Arial" w:hAnsi="Arial" w:eastAsia="Calibri" w:cs="Arial"/>
           <w:b/>
           <w:bCs/>
           <w:color w:val="222222"/>
@@ -942,7 +939,7 @@
       </w:r>
       <w:r>
         <w:rPr>
-          <w:rFonts w:ascii="Calibri" w:hAnsi="Calibri" w:eastAsia="Calibri" w:cs="Calibri"/>
+          <w:rFonts w:hint="default" w:ascii="Arial" w:hAnsi="Arial" w:eastAsia="Calibri" w:cs="Arial"/>
           <w:b/>
           <w:bCs/>
           <w:color w:val="1F3864"/>
@@ -953,7 +950,7 @@
       </w:r>
       <w:r>
         <w:rPr>
-          <w:rFonts w:ascii="Calibri" w:hAnsi="Calibri" w:eastAsia="Calibri" w:cs="Calibri"/>
+          <w:rFonts w:hint="default" w:ascii="Arial" w:hAnsi="Arial" w:eastAsia="Calibri" w:cs="Arial"/>
           <w:i/>
           <w:iCs/>
           <w:color w:val="555555"/>
@@ -964,7 +961,7 @@
       </w:r>
       <w:r>
         <w:rPr>
-          <w:rFonts w:ascii="Calibri" w:hAnsi="Calibri" w:eastAsia="Calibri" w:cs="Calibri"/>
+          <w:rFonts w:hint="default" w:ascii="Arial" w:hAnsi="Arial" w:eastAsia="Calibri" w:cs="Arial"/>
           <w:i/>
           <w:iCs/>
           <w:color w:val="555555"/>
@@ -983,6 +980,7 @@
         </w:numPr>
         <w:spacing w:after="60"/>
         <w:rPr>
+          <w:rFonts w:hint="default" w:ascii="Arial" w:hAnsi="Arial" w:cs="Arial"/>
           <w:color w:val="000000" w:themeColor="text1"/>
           <w:sz w:val="28"/>
           <w:szCs w:val="28"/>
@@ -995,7 +993,7 @@
       </w:pPr>
       <w:r>
         <w:rPr>
-          <w:rFonts w:ascii="Calibri" w:hAnsi="Calibri" w:eastAsia="Calibri" w:cs="Calibri"/>
+          <w:rFonts w:hint="default" w:ascii="Arial" w:hAnsi="Arial" w:eastAsia="Calibri" w:cs="Arial"/>
           <w:color w:val="000000" w:themeColor="text1"/>
           <w:sz w:val="28"/>
           <w:szCs w:val="28"/>
@@ -1017,6 +1015,7 @@
         </w:numPr>
         <w:spacing w:after="60"/>
         <w:rPr>
+          <w:rFonts w:hint="default" w:ascii="Arial" w:hAnsi="Arial" w:cs="Arial"/>
           <w:color w:val="000000" w:themeColor="text1"/>
           <w:sz w:val="28"/>
           <w:szCs w:val="28"/>
@@ -1029,7 +1028,7 @@
       </w:pPr>
       <w:r>
         <w:rPr>
-          <w:rFonts w:ascii="Calibri" w:hAnsi="Calibri" w:eastAsia="Calibri" w:cs="Calibri"/>
+          <w:rFonts w:hint="default" w:ascii="Arial" w:hAnsi="Arial" w:eastAsia="Calibri" w:cs="Arial"/>
           <w:color w:val="000000" w:themeColor="text1"/>
           <w:sz w:val="28"/>
           <w:szCs w:val="28"/>
@@ -1049,35 +1048,50 @@
         </w:tabs>
         <w:spacing w:before="160" w:after="20"/>
         <w:rPr>
-          <w:sz w:val="28"/>
-          <w:szCs w:val="28"/>
-        </w:rPr>
-      </w:pPr>
-      <w:r>
-        <w:rPr>
-          <w:rFonts w:ascii="Calibri" w:hAnsi="Calibri" w:eastAsia="Calibri" w:cs="Calibri"/>
+          <w:rFonts w:hint="default" w:ascii="Arial" w:hAnsi="Arial" w:eastAsia="Calibri" w:cs="Arial"/>
+          <w:i/>
+          <w:iCs/>
+          <w:color w:val="555555"/>
+          <w:sz w:val="28"/>
+          <w:szCs w:val="28"/>
+        </w:rPr>
+      </w:pPr>
+      <w:r>
+        <w:rPr>
+          <w:rFonts w:hint="default" w:ascii="Arial" w:hAnsi="Arial" w:eastAsia="BIZ UDPGothic" w:cs="Arial"/>
           <w:b/>
           <w:bCs/>
           <w:color w:val="222222"/>
           <w:sz w:val="28"/>
           <w:szCs w:val="28"/>
         </w:rPr>
-        <w:t xml:space="preserve">Technical Manager </w:t>
-      </w:r>
-      <w:r>
-        <w:rPr>
-          <w:rFonts w:ascii="Calibri" w:hAnsi="Calibri" w:eastAsia="Calibri" w:cs="Calibri"/>
+        <w:t>Organizer</w:t>
+      </w:r>
+      <w:r>
+        <w:rPr>
+          <w:rFonts w:hint="default" w:ascii="Arial" w:hAnsi="Arial" w:eastAsia="BIZ UDPGothic" w:cs="Arial"/>
+          <w:b/>
+          <w:bCs/>
+          <w:color w:val="222222"/>
+          <w:sz w:val="28"/>
+          <w:szCs w:val="28"/>
+        </w:rPr>
+        <w:t xml:space="preserve"> </w:t>
+      </w:r>
+      <w:r>
+        <w:rPr>
+          <w:rFonts w:hint="default" w:ascii="Arial" w:hAnsi="Arial" w:eastAsia="BIZ UDPGothic" w:cs="Arial"/>
           <w:b/>
           <w:bCs/>
           <w:color w:val="1F3864"/>
           <w:sz w:val="28"/>
           <w:szCs w:val="28"/>
         </w:rPr>
-        <w:t>| Battle of Brains</w:t>
-      </w:r>
-      <w:r>
-        <w:rPr>
-          <w:rFonts w:ascii="Calibri" w:hAnsi="Calibri" w:eastAsia="Calibri" w:cs="Calibri"/>
+        <w:t>| SAGSC Inter House Taekwondo Tournament</w:t>
+      </w:r>
+      <w:r>
+        <w:rPr>
+          <w:rFonts w:hint="default" w:ascii="Arial" w:hAnsi="Arial" w:eastAsia="Calibri" w:cs="Arial"/>
           <w:i/>
           <w:iCs/>
           <w:color w:val="555555"/>
@@ -1088,14 +1102,26 @@
       </w:r>
       <w:r>
         <w:rPr>
-          <w:rFonts w:ascii="Calibri" w:hAnsi="Calibri" w:eastAsia="Calibri" w:cs="Calibri"/>
+          <w:rFonts w:hint="default" w:ascii="Arial" w:hAnsi="Arial" w:eastAsia="Calibri" w:cs="Arial"/>
           <w:i/>
           <w:iCs/>
           <w:color w:val="555555"/>
           <w:sz w:val="28"/>
           <w:szCs w:val="28"/>
-        </w:rPr>
-        <w:t>Jan 2026 – Present</w:t>
+          <w:lang w:val="en-US"/>
+        </w:rPr>
+        <w:t xml:space="preserve">   Aug</w:t>
+      </w:r>
+      <w:r>
+        <w:rPr>
+          <w:rFonts w:hint="default" w:ascii="Arial" w:hAnsi="Arial" w:eastAsia="Calibri" w:cs="Arial"/>
+          <w:i/>
+          <w:iCs/>
+          <w:color w:val="555555"/>
+          <w:sz w:val="28"/>
+          <w:szCs w:val="28"/>
+        </w:rPr>
+        <w:t xml:space="preserve"> 2026 – Present</w:t>
       </w:r>
     </w:p>
     <w:p>
@@ -1107,18 +1133,120 @@
         </w:numPr>
         <w:spacing w:after="60"/>
         <w:rPr>
-          <w:sz w:val="28"/>
-          <w:szCs w:val="28"/>
-        </w:rPr>
-      </w:pPr>
-      <w:r>
-        <w:rPr>
-          <w:rFonts w:ascii="Calibri" w:hAnsi="Calibri" w:eastAsia="Calibri" w:cs="Calibri"/>
-          <w:color w:val="222222"/>
-          <w:sz w:val="28"/>
-          <w:szCs w:val="28"/>
-        </w:rPr>
-        <w:t>Oversee event operations and technical management for large-scale competitions.</w:t>
+          <w:rFonts w:hint="default" w:ascii="Arial" w:hAnsi="Arial" w:eastAsia="Calibri" w:cs="Arial"/>
+          <w:i/>
+          <w:iCs/>
+          <w:color w:val="555555"/>
+          <w:sz w:val="28"/>
+          <w:szCs w:val="28"/>
+          <w:lang w:val="en-US"/>
+        </w:rPr>
+      </w:pPr>
+      <w:r>
+        <w:rPr>
+          <w:rFonts w:hint="default" w:ascii="Arial" w:hAnsi="Arial" w:eastAsia="BIZ UDPGothic" w:cs="Arial"/>
+          <w:color w:val="222222"/>
+          <w:sz w:val="28"/>
+          <w:szCs w:val="28"/>
+        </w:rPr>
+        <w:t>Helped plan and run the inter-house Taekwondo tournament.</w:t>
+      </w:r>
+    </w:p>
+    <w:p>
+      <w:pPr>
+        <w:tabs>
+          <w:tab w:val="right" w:pos="9350"/>
+        </w:tabs>
+        <w:spacing w:before="160" w:after="20"/>
+        <w:rPr>
+          <w:rFonts w:hint="default" w:ascii="Arial" w:hAnsi="Arial" w:eastAsia="Calibri" w:cs="Arial"/>
+          <w:i/>
+          <w:iCs/>
+          <w:color w:val="555555"/>
+          <w:sz w:val="28"/>
+          <w:szCs w:val="28"/>
+          <w:lang w:val="en-US"/>
+        </w:rPr>
+      </w:pPr>
+      <w:r>
+        <w:rPr>
+          <w:rFonts w:hint="default" w:ascii="Arial" w:hAnsi="Arial" w:eastAsia="BIZ UDPGothic" w:cs="Arial"/>
+          <w:b/>
+          <w:bCs/>
+          <w:color w:val="222222"/>
+          <w:sz w:val="28"/>
+          <w:szCs w:val="28"/>
+          <w:lang w:val="en-US"/>
+        </w:rPr>
+        <w:t>Executive Member</w:t>
+      </w:r>
+      <w:r>
+        <w:rPr>
+          <w:rFonts w:hint="default" w:ascii="Arial" w:hAnsi="Arial" w:eastAsia="BIZ UDPGothic" w:cs="Arial"/>
+          <w:b/>
+          <w:bCs/>
+          <w:color w:val="222222"/>
+          <w:sz w:val="28"/>
+          <w:szCs w:val="28"/>
+        </w:rPr>
+        <w:t xml:space="preserve"> </w:t>
+      </w:r>
+      <w:r>
+        <w:rPr>
+          <w:rFonts w:hint="default" w:ascii="Arial" w:hAnsi="Arial" w:eastAsia="BIZ UDPGothic" w:cs="Arial"/>
+          <w:b/>
+          <w:bCs/>
+          <w:color w:val="1F3864"/>
+          <w:sz w:val="28"/>
+          <w:szCs w:val="28"/>
+        </w:rPr>
+        <w:t xml:space="preserve">| SAGSC </w:t>
+      </w:r>
+      <w:r>
+        <w:rPr>
+          <w:rFonts w:hint="default" w:ascii="Arial" w:hAnsi="Arial" w:eastAsia="BIZ UDPGothic" w:cs="Arial"/>
+          <w:b/>
+          <w:bCs/>
+          <w:color w:val="1F3864"/>
+          <w:sz w:val="28"/>
+          <w:szCs w:val="28"/>
+          <w:lang w:val="en-US"/>
+        </w:rPr>
+        <w:t>MUN Club</w:t>
+      </w:r>
+      <w:r>
+        <w:rPr>
+          <w:rFonts w:hint="default" w:ascii="Arial" w:hAnsi="Arial" w:eastAsia="Calibri" w:cs="Arial"/>
+          <w:i/>
+          <w:iCs/>
+          <w:color w:val="555555"/>
+          <w:sz w:val="28"/>
+          <w:szCs w:val="28"/>
+        </w:rPr>
+        <w:tab/>
+      </w:r>
+      <w:r>
+        <w:rPr>
+          <w:rFonts w:hint="default" w:ascii="Arial" w:hAnsi="Arial" w:eastAsia="Calibri" w:cs="Arial"/>
+          <w:i/>
+          <w:iCs/>
+          <w:color w:val="555555"/>
+          <w:sz w:val="28"/>
+          <w:szCs w:val="28"/>
+          <w:lang w:val="en-US"/>
+        </w:rPr>
+        <w:t xml:space="preserve">   Sep</w:t>
+      </w:r>
+      <w:r>
+        <w:rPr>
+          <w:rFonts w:hint="default" w:ascii="Arial" w:hAnsi="Arial" w:eastAsia="Calibri" w:cs="Arial"/>
+          <w:i/>
+          <w:iCs/>
+          <w:color w:val="555555"/>
+          <w:sz w:val="28"/>
+          <w:szCs w:val="28"/>
+        </w:rPr>
+        <w:t xml:space="preserve"> 2026 – Present</w:t>
       </w:r>
     </w:p>
     <w:p>
@@ -1130,18 +1258,23 @@
         </w:numPr>
         <w:spacing w:after="60"/>
         <w:rPr>
-          <w:sz w:val="28"/>
-          <w:szCs w:val="28"/>
-        </w:rPr>
-      </w:pPr>
-      <w:r>
-        <w:rPr>
-          <w:rFonts w:ascii="Calibri" w:hAnsi="Calibri" w:eastAsia="Calibri" w:cs="Calibri"/>
-          <w:color w:val="222222"/>
-          <w:sz w:val="28"/>
-          <w:szCs w:val="28"/>
-        </w:rPr>
-        <w:t>Coordinate technical teams to ensure seamless execution of complex digital infrastructures.</w:t>
+          <w:rFonts w:hint="default" w:ascii="Arial" w:hAnsi="Arial" w:eastAsia="Calibri" w:cs="Arial"/>
+          <w:i/>
+          <w:iCs/>
+          <w:color w:val="555555"/>
+          <w:sz w:val="26"/>
+          <w:szCs w:val="26"/>
+          <w:lang w:val="en-US"/>
+        </w:rPr>
+      </w:pPr>
+      <w:r>
+        <w:rPr>
+          <w:rFonts w:hint="default" w:ascii="Arial" w:hAnsi="Arial" w:eastAsia="BIZ UDPGothic" w:cs="Arial"/>
+          <w:color w:val="222222"/>
+          <w:sz w:val="26"/>
+          <w:szCs w:val="26"/>
+        </w:rPr>
+        <w:t>Serve on the executive team of the school Model United Nations club.</w:t>
       </w:r>
     </w:p>
     <w:p>
@@ -1151,35 +1284,36 @@
         </w:tabs>
         <w:spacing w:before="160" w:after="20"/>
         <w:rPr>
-          <w:sz w:val="28"/>
-          <w:szCs w:val="28"/>
-        </w:rPr>
-      </w:pPr>
-      <w:r>
-        <w:rPr>
-          <w:rFonts w:ascii="Calibri" w:hAnsi="Calibri" w:eastAsia="Calibri" w:cs="Calibri"/>
+          <w:rFonts w:hint="default" w:ascii="Arial" w:hAnsi="Arial" w:cs="Arial"/>
+          <w:sz w:val="28"/>
+          <w:szCs w:val="28"/>
+        </w:rPr>
+      </w:pPr>
+      <w:r>
+        <w:rPr>
+          <w:rFonts w:hint="default" w:ascii="Arial" w:hAnsi="Arial" w:eastAsia="Calibri" w:cs="Arial"/>
           <w:b/>
           <w:bCs/>
           <w:color w:val="222222"/>
           <w:sz w:val="28"/>
           <w:szCs w:val="28"/>
         </w:rPr>
-        <w:t xml:space="preserve">President / Vice President / Media Secretary </w:t>
-      </w:r>
-      <w:r>
-        <w:rPr>
-          <w:rFonts w:ascii="Calibri" w:hAnsi="Calibri" w:eastAsia="Calibri" w:cs="Calibri"/>
+        <w:t xml:space="preserve">Technical Manager </w:t>
+      </w:r>
+      <w:r>
+        <w:rPr>
+          <w:rFonts w:hint="default" w:ascii="Arial" w:hAnsi="Arial" w:eastAsia="Calibri" w:cs="Arial"/>
           <w:b/>
           <w:bCs/>
           <w:color w:val="1F3864"/>
           <w:sz w:val="28"/>
           <w:szCs w:val="28"/>
         </w:rPr>
-        <w:t>| SAGC Taekwondo Club</w:t>
-      </w:r>
-      <w:r>
-        <w:rPr>
-          <w:rFonts w:ascii="Calibri" w:hAnsi="Calibri" w:eastAsia="Calibri" w:cs="Calibri"/>
+        <w:t>| Battle of Brains</w:t>
+      </w:r>
+      <w:r>
+        <w:rPr>
+          <w:rFonts w:hint="default" w:ascii="Arial" w:hAnsi="Arial" w:eastAsia="Calibri" w:cs="Arial"/>
           <w:i/>
           <w:iCs/>
           <w:color w:val="555555"/>
@@ -1190,26 +1324,14 @@
       </w:r>
       <w:r>
         <w:rPr>
-          <w:rFonts w:hint="default" w:ascii="Calibri" w:hAnsi="Calibri" w:eastAsia="Calibri" w:cs="Calibri"/>
+          <w:rFonts w:hint="default" w:ascii="Arial" w:hAnsi="Arial" w:eastAsia="Calibri" w:cs="Arial"/>
           <w:i/>
           <w:iCs/>
           <w:color w:val="555555"/>
           <w:sz w:val="28"/>
           <w:szCs w:val="28"/>
-          <w:lang w:val="en-US"/>
-        </w:rPr>
-        <w:t xml:space="preserve"> </w:t>
-      </w:r>
-      <w:r>
-        <w:rPr>
-          <w:rFonts w:ascii="Calibri" w:hAnsi="Calibri" w:eastAsia="Calibri" w:cs="Calibri"/>
-          <w:i/>
-          <w:iCs/>
-          <w:color w:val="555555"/>
-          <w:sz w:val="28"/>
-          <w:szCs w:val="28"/>
-        </w:rPr>
-        <w:t>Jan 2022 – Jan 2026</w:t>
+        </w:rPr>
+        <w:t>Jan 2026 – Present</w:t>
       </w:r>
     </w:p>
     <w:p>
@@ -1221,18 +1343,19 @@
         </w:numPr>
         <w:spacing w:after="60"/>
         <w:rPr>
-          <w:sz w:val="28"/>
-          <w:szCs w:val="28"/>
-        </w:rPr>
-      </w:pPr>
-      <w:r>
-        <w:rPr>
-          <w:rFonts w:ascii="Calibri" w:hAnsi="Calibri" w:eastAsia="Calibri" w:cs="Calibri"/>
-          <w:color w:val="222222"/>
-          <w:sz w:val="28"/>
-          <w:szCs w:val="28"/>
-        </w:rPr>
-        <w:t>Progressed through leadership ranks to lead club operations and strategic initiatives.</w:t>
+          <w:rFonts w:hint="default" w:ascii="Arial" w:hAnsi="Arial" w:cs="Arial"/>
+          <w:sz w:val="28"/>
+          <w:szCs w:val="28"/>
+        </w:rPr>
+      </w:pPr>
+      <w:r>
+        <w:rPr>
+          <w:rFonts w:hint="default" w:ascii="Arial" w:hAnsi="Arial" w:eastAsia="Calibri" w:cs="Arial"/>
+          <w:color w:val="222222"/>
+          <w:sz w:val="28"/>
+          <w:szCs w:val="28"/>
+        </w:rPr>
+        <w:t>Oversee event operations and technical management for large-scale competitions.</w:t>
       </w:r>
     </w:p>
     <w:p>
@@ -1244,18 +1367,19 @@
         </w:numPr>
         <w:spacing w:after="60"/>
         <w:rPr>
-          <w:sz w:val="28"/>
-          <w:szCs w:val="28"/>
-        </w:rPr>
-      </w:pPr>
-      <w:r>
-        <w:rPr>
-          <w:rFonts w:ascii="Calibri" w:hAnsi="Calibri" w:eastAsia="Calibri" w:cs="Calibri"/>
-          <w:color w:val="222222"/>
-          <w:sz w:val="28"/>
-          <w:szCs w:val="28"/>
-        </w:rPr>
-        <w:t>Managed member development programs and coordinated international/national communications.</w:t>
+          <w:rFonts w:hint="default" w:ascii="Arial" w:hAnsi="Arial" w:cs="Arial"/>
+          <w:sz w:val="28"/>
+          <w:szCs w:val="28"/>
+        </w:rPr>
+      </w:pPr>
+      <w:r>
+        <w:rPr>
+          <w:rFonts w:hint="default" w:ascii="Arial" w:hAnsi="Arial" w:eastAsia="Calibri" w:cs="Arial"/>
+          <w:color w:val="222222"/>
+          <w:sz w:val="28"/>
+          <w:szCs w:val="28"/>
+        </w:rPr>
+        <w:t>Coordinate technical teams to ensure seamless execution of complex digital infrastructures.</w:t>
       </w:r>
     </w:p>
     <w:p>
@@ -1265,35 +1389,36 @@
         </w:tabs>
         <w:spacing w:before="160" w:after="20"/>
         <w:rPr>
-          <w:sz w:val="28"/>
-          <w:szCs w:val="28"/>
-        </w:rPr>
-      </w:pPr>
-      <w:r>
-        <w:rPr>
-          <w:rFonts w:ascii="Calibri" w:hAnsi="Calibri" w:eastAsia="Calibri" w:cs="Calibri"/>
+          <w:rFonts w:hint="default" w:ascii="Arial" w:hAnsi="Arial" w:cs="Arial"/>
+          <w:sz w:val="28"/>
+          <w:szCs w:val="28"/>
+        </w:rPr>
+      </w:pPr>
+      <w:r>
+        <w:rPr>
+          <w:rFonts w:hint="default" w:ascii="Arial" w:hAnsi="Arial" w:eastAsia="Calibri" w:cs="Arial"/>
           <w:b/>
           <w:bCs/>
           <w:color w:val="222222"/>
           <w:sz w:val="28"/>
           <w:szCs w:val="28"/>
         </w:rPr>
-        <w:t xml:space="preserve">Main Advisor </w:t>
-      </w:r>
-      <w:r>
-        <w:rPr>
-          <w:rFonts w:ascii="Calibri" w:hAnsi="Calibri" w:eastAsia="Calibri" w:cs="Calibri"/>
+        <w:t xml:space="preserve">President / Vice President / Media Secretary </w:t>
+      </w:r>
+      <w:r>
+        <w:rPr>
+          <w:rFonts w:hint="default" w:ascii="Arial" w:hAnsi="Arial" w:eastAsia="Calibri" w:cs="Arial"/>
           <w:b/>
           <w:bCs/>
           <w:color w:val="1F3864"/>
           <w:sz w:val="28"/>
           <w:szCs w:val="28"/>
         </w:rPr>
-        <w:t>| Runa's Technology (YouTube)</w:t>
-      </w:r>
-      <w:r>
-        <w:rPr>
-          <w:rFonts w:ascii="Calibri" w:hAnsi="Calibri" w:eastAsia="Calibri" w:cs="Calibri"/>
+        <w:t>| SAGC Taekwondo Club</w:t>
+      </w:r>
+      <w:r>
+        <w:rPr>
+          <w:rFonts w:hint="default" w:ascii="Arial" w:hAnsi="Arial" w:eastAsia="Calibri" w:cs="Arial"/>
           <w:i/>
           <w:iCs/>
           <w:color w:val="555555"/>
@@ -1304,14 +1429,26 @@
       </w:r>
       <w:r>
         <w:rPr>
-          <w:rFonts w:ascii="Calibri" w:hAnsi="Calibri" w:eastAsia="Calibri" w:cs="Calibri"/>
+          <w:rFonts w:hint="default" w:ascii="Arial" w:hAnsi="Arial" w:eastAsia="Calibri" w:cs="Arial"/>
           <w:i/>
           <w:iCs/>
           <w:color w:val="555555"/>
           <w:sz w:val="28"/>
           <w:szCs w:val="28"/>
-        </w:rPr>
-        <w:t>Jan 2024 – Present</w:t>
+          <w:lang w:val="en-US"/>
+        </w:rPr>
+        <w:t xml:space="preserve"> </w:t>
+      </w:r>
+      <w:r>
+        <w:rPr>
+          <w:rFonts w:hint="default" w:ascii="Arial" w:hAnsi="Arial" w:eastAsia="Calibri" w:cs="Arial"/>
+          <w:i/>
+          <w:iCs/>
+          <w:color w:val="555555"/>
+          <w:sz w:val="28"/>
+          <w:szCs w:val="28"/>
+        </w:rPr>
+        <w:t>Jan 2022 – Jan 2026</w:t>
       </w:r>
     </w:p>
     <w:p>
@@ -1323,18 +1460,19 @@
         </w:numPr>
         <w:spacing w:after="60"/>
         <w:rPr>
-          <w:sz w:val="28"/>
-          <w:szCs w:val="28"/>
-        </w:rPr>
-      </w:pPr>
-      <w:r>
-        <w:rPr>
-          <w:rFonts w:ascii="Calibri" w:hAnsi="Calibri" w:eastAsia="Calibri" w:cs="Calibri"/>
-          <w:color w:val="222222"/>
-          <w:sz w:val="28"/>
-          <w:szCs w:val="28"/>
-        </w:rPr>
-        <w:t>Guide content strategy and technical direction for a growing digital platform.</w:t>
+          <w:rFonts w:hint="default" w:ascii="Arial" w:hAnsi="Arial" w:cs="Arial"/>
+          <w:sz w:val="28"/>
+          <w:szCs w:val="28"/>
+        </w:rPr>
+      </w:pPr>
+      <w:r>
+        <w:rPr>
+          <w:rFonts w:hint="default" w:ascii="Arial" w:hAnsi="Arial" w:eastAsia="Calibri" w:cs="Arial"/>
+          <w:color w:val="222222"/>
+          <w:sz w:val="28"/>
+          <w:szCs w:val="28"/>
+        </w:rPr>
+        <w:t>Progressed through leadership ranks to lead club operations and strategic initiatives.</w:t>
       </w:r>
     </w:p>
     <w:p>
@@ -1346,18 +1484,19 @@
         </w:numPr>
         <w:spacing w:after="60"/>
         <w:rPr>
-          <w:sz w:val="28"/>
-          <w:szCs w:val="28"/>
-        </w:rPr>
-      </w:pPr>
-      <w:r>
-        <w:rPr>
-          <w:rFonts w:ascii="Calibri" w:hAnsi="Calibri" w:eastAsia="Calibri" w:cs="Calibri"/>
-          <w:color w:val="222222"/>
-          <w:sz w:val="28"/>
-          <w:szCs w:val="28"/>
-        </w:rPr>
-        <w:t>Advise on audience growth strategies and impactful technical content creation.</w:t>
+          <w:rFonts w:hint="default" w:ascii="Arial" w:hAnsi="Arial" w:cs="Arial"/>
+          <w:sz w:val="28"/>
+          <w:szCs w:val="28"/>
+        </w:rPr>
+      </w:pPr>
+      <w:r>
+        <w:rPr>
+          <w:rFonts w:hint="default" w:ascii="Arial" w:hAnsi="Arial" w:eastAsia="Calibri" w:cs="Arial"/>
+          <w:color w:val="222222"/>
+          <w:sz w:val="28"/>
+          <w:szCs w:val="28"/>
+        </w:rPr>
+        <w:t>Managed member development programs and coordinated international/national communications.</w:t>
       </w:r>
     </w:p>
     <w:p>
@@ -1366,125 +1505,55 @@
           <w:tab w:val="right" w:pos="9350"/>
         </w:tabs>
         <w:spacing w:before="160" w:after="20"/>
-        <w:ind w:left="8964" w:hanging="8964" w:hangingChars="3200"/>
-        <w:rPr>
-          <w:sz w:val="28"/>
-          <w:szCs w:val="28"/>
-        </w:rPr>
-      </w:pPr>
-      <w:r>
-        <w:rPr>
-          <w:rFonts w:ascii="Calibri" w:hAnsi="Calibri" w:eastAsia="Calibri" w:cs="Calibri"/>
+        <w:rPr>
+          <w:rFonts w:hint="default" w:ascii="Arial" w:hAnsi="Arial" w:cs="Arial"/>
+          <w:sz w:val="28"/>
+          <w:szCs w:val="28"/>
+        </w:rPr>
+      </w:pPr>
+      <w:r>
+        <w:rPr>
+          <w:rFonts w:hint="default" w:ascii="Arial" w:hAnsi="Arial" w:eastAsia="Calibri" w:cs="Arial"/>
           <w:b/>
           <w:bCs/>
           <w:color w:val="222222"/>
           <w:sz w:val="28"/>
           <w:szCs w:val="28"/>
         </w:rPr>
-        <w:t xml:space="preserve">Campus Ambassador </w:t>
-      </w:r>
-      <w:r>
-        <w:rPr>
-          <w:rFonts w:ascii="Calibri" w:hAnsi="Calibri" w:eastAsia="Calibri" w:cs="Calibri"/>
+        <w:t xml:space="preserve">Main Advisor </w:t>
+      </w:r>
+      <w:r>
+        <w:rPr>
+          <w:rFonts w:hint="default" w:ascii="Arial" w:hAnsi="Arial" w:eastAsia="Calibri" w:cs="Arial"/>
           <w:b/>
           <w:bCs/>
           <w:color w:val="1F3864"/>
           <w:sz w:val="28"/>
           <w:szCs w:val="28"/>
         </w:rPr>
-        <w:t>| TEDx</w:t>
-      </w:r>
-      <w:r>
-        <w:rPr>
-          <w:rFonts w:hint="default" w:ascii="Calibri" w:hAnsi="Calibri" w:eastAsia="Calibri" w:cs="Calibri"/>
-          <w:b/>
-          <w:bCs/>
-          <w:color w:val="1F3864"/>
-          <w:sz w:val="28"/>
-          <w:szCs w:val="28"/>
-          <w:lang w:val="en-US"/>
-        </w:rPr>
-        <w:t xml:space="preserve"> |BAF Shaheen College Kurmitola |Nova Verse </w:t>
-      </w:r>
-      <w:r>
-        <w:rPr>
-          <w:rFonts w:ascii="Calibri" w:hAnsi="Calibri" w:eastAsia="Calibri" w:cs="Calibri"/>
+        <w:t>| Runa's Technology (YouTube)</w:t>
+      </w:r>
+      <w:r>
+        <w:rPr>
+          <w:rFonts w:hint="default" w:ascii="Arial" w:hAnsi="Arial" w:eastAsia="Calibri" w:cs="Arial"/>
           <w:i/>
           <w:iCs/>
           <w:color w:val="555555"/>
           <w:sz w:val="28"/>
           <w:szCs w:val="28"/>
         </w:rPr>
-        <w:t xml:space="preserve"> </w:t>
-      </w:r>
-      <w:r>
-        <w:rPr>
-          <w:rFonts w:hint="default" w:ascii="Calibri" w:hAnsi="Calibri" w:eastAsia="Calibri" w:cs="Calibri"/>
+        <w:tab/>
+      </w:r>
+      <w:r>
+        <w:rPr>
+          <w:rFonts w:hint="default" w:ascii="Arial" w:hAnsi="Arial" w:eastAsia="Calibri" w:cs="Arial"/>
           <w:i/>
           <w:iCs/>
           <w:color w:val="555555"/>
           <w:sz w:val="28"/>
           <w:szCs w:val="28"/>
-          <w:lang w:val="en-US"/>
-        </w:rPr>
-        <w:t>Mar2</w:t>
-      </w:r>
-      <w:r>
-        <w:rPr>
-          <w:rFonts w:ascii="Calibri" w:hAnsi="Calibri" w:eastAsia="Calibri" w:cs="Calibri"/>
-          <w:i/>
-          <w:iCs/>
-          <w:color w:val="555555"/>
-          <w:sz w:val="28"/>
-          <w:szCs w:val="28"/>
-        </w:rPr>
-        <w:t>02</w:t>
-      </w:r>
-      <w:r>
-        <w:rPr>
-          <w:rFonts w:hint="default" w:ascii="Calibri" w:hAnsi="Calibri" w:eastAsia="Calibri" w:cs="Calibri"/>
-          <w:i/>
-          <w:iCs/>
-          <w:color w:val="555555"/>
-          <w:sz w:val="28"/>
-          <w:szCs w:val="28"/>
-          <w:lang w:val="en-US"/>
-        </w:rPr>
-        <w:t>3</w:t>
-      </w:r>
-      <w:r>
-        <w:rPr>
-          <w:rFonts w:ascii="Calibri" w:hAnsi="Calibri" w:eastAsia="Calibri" w:cs="Calibri"/>
-          <w:i/>
-          <w:iCs/>
-          <w:color w:val="555555"/>
-          <w:sz w:val="28"/>
-          <w:szCs w:val="28"/>
-        </w:rPr>
-        <w:t xml:space="preserve"> – De</w:t>
-      </w:r>
-      <w:r>
-        <w:rPr>
-          <w:rFonts w:hint="default" w:ascii="Calibri" w:hAnsi="Calibri" w:eastAsia="Calibri" w:cs="Calibri"/>
-          <w:i/>
-          <w:iCs/>
-          <w:color w:val="555555"/>
-          <w:sz w:val="28"/>
-          <w:szCs w:val="28"/>
-          <w:lang w:val="en-US"/>
-        </w:rPr>
-        <w:t>c</w:t>
-      </w:r>
-      <w:r>
-        <w:rPr>
-          <w:rFonts w:ascii="Calibri" w:hAnsi="Calibri" w:eastAsia="Calibri" w:cs="Calibri"/>
-          <w:i/>
-          <w:iCs/>
-          <w:color w:val="555555"/>
-          <w:sz w:val="28"/>
-          <w:szCs w:val="28"/>
-        </w:rPr>
-        <w:t>2025</w:t>
+        </w:rPr>
+        <w:t>Jan 2024 – Present</w:t>
       </w:r>
     </w:p>
     <w:p>
@@ -1496,86 +1565,19 @@
         </w:numPr>
         <w:spacing w:after="60"/>
         <w:rPr>
-          <w:sz w:val="28"/>
-          <w:szCs w:val="28"/>
-        </w:rPr>
-      </w:pPr>
-      <w:r>
-        <w:rPr>
-          <w:rFonts w:ascii="Calibri" w:hAnsi="Calibri" w:eastAsia="Calibri" w:cs="Calibri"/>
-          <w:color w:val="222222"/>
-          <w:sz w:val="28"/>
-          <w:szCs w:val="28"/>
-        </w:rPr>
-        <w:t>Promoted community engagement and connected students with global ideas.</w:t>
-      </w:r>
-    </w:p>
-    <w:p>
-      <w:pPr>
-        <w:tabs>
-          <w:tab w:val="right" w:pos="9350"/>
-        </w:tabs>
-        <w:spacing w:before="160" w:after="20"/>
-        <w:rPr>
-          <w:sz w:val="28"/>
-          <w:szCs w:val="28"/>
-        </w:rPr>
-      </w:pPr>
-      <w:r>
-        <w:rPr>
-          <w:rFonts w:ascii="Calibri" w:hAnsi="Calibri" w:eastAsia="Calibri" w:cs="Calibri"/>
-          <w:b/>
-          <w:bCs/>
-          <w:color w:val="222222"/>
-          <w:sz w:val="28"/>
-          <w:szCs w:val="28"/>
-        </w:rPr>
-        <w:t xml:space="preserve">Senior Social Media Executive </w:t>
-      </w:r>
-      <w:r>
-        <w:rPr>
-          <w:rFonts w:ascii="Calibri" w:hAnsi="Calibri" w:eastAsia="Calibri" w:cs="Calibri"/>
-          <w:b/>
-          <w:bCs/>
-          <w:color w:val="1F3864"/>
-          <w:sz w:val="28"/>
-          <w:szCs w:val="28"/>
-        </w:rPr>
-        <w:t>| Yes for Youth</w:t>
-      </w:r>
-      <w:r>
-        <w:rPr>
-          <w:rFonts w:ascii="Calibri" w:hAnsi="Calibri" w:eastAsia="Calibri" w:cs="Calibri"/>
-          <w:i/>
-          <w:iCs/>
-          <w:color w:val="555555"/>
-          <w:sz w:val="28"/>
-          <w:szCs w:val="28"/>
-        </w:rPr>
-        <w:tab/>
-      </w:r>
-      <w:r>
-        <w:rPr>
-          <w:rFonts w:hint="default" w:ascii="Calibri" w:hAnsi="Calibri" w:eastAsia="Calibri" w:cs="Calibri"/>
-          <w:i/>
-          <w:iCs/>
-          <w:color w:val="555555"/>
-          <w:sz w:val="28"/>
-          <w:szCs w:val="28"/>
-          <w:lang w:val="en-US"/>
-        </w:rPr>
-        <w:t xml:space="preserve">          </w:t>
-      </w:r>
-      <w:r>
-        <w:rPr>
-          <w:rFonts w:ascii="Calibri" w:hAnsi="Calibri" w:eastAsia="Calibri" w:cs="Calibri"/>
-          <w:i/>
-          <w:iCs/>
-          <w:color w:val="555555"/>
-          <w:sz w:val="28"/>
-          <w:szCs w:val="28"/>
-        </w:rPr>
-        <w:t>Jul 2023 – Dec 2023</w:t>
+          <w:rFonts w:hint="default" w:ascii="Arial" w:hAnsi="Arial" w:cs="Arial"/>
+          <w:sz w:val="28"/>
+          <w:szCs w:val="28"/>
+        </w:rPr>
+      </w:pPr>
+      <w:r>
+        <w:rPr>
+          <w:rFonts w:hint="default" w:ascii="Arial" w:hAnsi="Arial" w:eastAsia="Calibri" w:cs="Arial"/>
+          <w:color w:val="222222"/>
+          <w:sz w:val="28"/>
+          <w:szCs w:val="28"/>
+        </w:rPr>
+        <w:t>Guide content strategy and technical direction for a growing digital platform.</w:t>
       </w:r>
     </w:p>
     <w:p>
@@ -1587,42 +1589,147 @@
         </w:numPr>
         <w:spacing w:after="60"/>
         <w:rPr>
-          <w:sz w:val="28"/>
-          <w:szCs w:val="28"/>
-        </w:rPr>
-      </w:pPr>
-      <w:r>
-        <w:rPr>
-          <w:rFonts w:ascii="Calibri" w:hAnsi="Calibri" w:eastAsia="Calibri" w:cs="Calibri"/>
-          <w:color w:val="222222"/>
-          <w:sz w:val="28"/>
-          <w:szCs w:val="28"/>
-        </w:rPr>
-        <w:t>Developed and executed social media strategies to enhance digital presence and youth engagement.</w:t>
-      </w:r>
-    </w:p>
-    <w:p>
-      <w:pPr>
-        <w:pBdr>
-          <w:bottom w:val="single" w:color="AAAAAA" w:sz="4" w:space="2"/>
-        </w:pBdr>
-        <w:spacing w:before="260" w:after="120"/>
-        <w:rPr>
-          <w:color w:val="1054C6"/>
-          <w:sz w:val="28"/>
-          <w:szCs w:val="28"/>
-        </w:rPr>
-      </w:pPr>
-      <w:r>
-        <w:rPr>
-          <w:rFonts w:ascii="Calibri" w:hAnsi="Calibri" w:eastAsia="Calibri" w:cs="Calibri"/>
+          <w:rFonts w:hint="default" w:ascii="Arial" w:hAnsi="Arial" w:cs="Arial"/>
+          <w:sz w:val="28"/>
+          <w:szCs w:val="28"/>
+        </w:rPr>
+      </w:pPr>
+      <w:r>
+        <w:rPr>
+          <w:rFonts w:hint="default" w:ascii="Arial" w:hAnsi="Arial" w:eastAsia="Calibri" w:cs="Arial"/>
+          <w:color w:val="222222"/>
+          <w:sz w:val="28"/>
+          <w:szCs w:val="28"/>
+        </w:rPr>
+        <w:t>Advise on audience growth strategies and impactful technical content creation.</w:t>
+      </w:r>
+    </w:p>
+    <w:p>
+      <w:pPr>
+        <w:tabs>
+          <w:tab w:val="right" w:pos="9350"/>
+        </w:tabs>
+        <w:spacing w:before="160" w:after="20"/>
+        <w:ind w:left="8964" w:hanging="8964" w:hangingChars="3200"/>
+        <w:rPr>
+          <w:rFonts w:hint="default" w:ascii="Arial" w:hAnsi="Arial" w:cs="Arial"/>
+          <w:sz w:val="28"/>
+          <w:szCs w:val="28"/>
+        </w:rPr>
+      </w:pPr>
+      <w:r>
+        <w:rPr>
+          <w:rFonts w:hint="default" w:ascii="Arial" w:hAnsi="Arial" w:eastAsia="Calibri" w:cs="Arial"/>
           <w:b/>
           <w:bCs/>
-          <w:color w:val="1054C6"/>
-          <w:sz w:val="28"/>
-          <w:szCs w:val="28"/>
-        </w:rPr>
-        <w:t>EDUCATION &amp; CERTIFICATIONS</w:t>
+          <w:color w:val="222222"/>
+          <w:sz w:val="28"/>
+          <w:szCs w:val="28"/>
+        </w:rPr>
+        <w:t xml:space="preserve">Campus Ambassador </w:t>
+      </w:r>
+      <w:r>
+        <w:rPr>
+          <w:rFonts w:hint="default" w:ascii="Arial" w:hAnsi="Arial" w:eastAsia="Calibri" w:cs="Arial"/>
+          <w:b/>
+          <w:bCs/>
+          <w:color w:val="1F3864"/>
+          <w:sz w:val="28"/>
+          <w:szCs w:val="28"/>
+        </w:rPr>
+        <w:t>| TEDx</w:t>
+      </w:r>
+      <w:r>
+        <w:rPr>
+          <w:rFonts w:hint="default" w:ascii="Arial" w:hAnsi="Arial" w:eastAsia="Calibri" w:cs="Arial"/>
+          <w:b/>
+          <w:bCs/>
+          <w:color w:val="1F3864"/>
+          <w:sz w:val="28"/>
+          <w:szCs w:val="28"/>
+          <w:lang w:val="en-US"/>
+        </w:rPr>
+        <w:t xml:space="preserve"> |BAF Shaheen College Kurmitola |Nova Verse </w:t>
+      </w:r>
+      <w:r>
+        <w:rPr>
+          <w:rFonts w:hint="default" w:ascii="Arial" w:hAnsi="Arial" w:eastAsia="Calibri" w:cs="Arial"/>
+          <w:i/>
+          <w:iCs/>
+          <w:color w:val="555555"/>
+          <w:sz w:val="28"/>
+          <w:szCs w:val="28"/>
+        </w:rPr>
+        <w:t xml:space="preserve"> </w:t>
+      </w:r>
+      <w:r>
+        <w:rPr>
+          <w:rFonts w:hint="default" w:ascii="Arial" w:hAnsi="Arial" w:eastAsia="Calibri" w:cs="Arial"/>
+          <w:i/>
+          <w:iCs/>
+          <w:color w:val="555555"/>
+          <w:sz w:val="28"/>
+          <w:szCs w:val="28"/>
+          <w:lang w:val="en-US"/>
+        </w:rPr>
+        <w:t>Mar2</w:t>
+      </w:r>
+      <w:r>
+        <w:rPr>
+          <w:rFonts w:hint="default" w:ascii="Arial" w:hAnsi="Arial" w:eastAsia="Calibri" w:cs="Arial"/>
+          <w:i/>
+          <w:iCs/>
+          <w:color w:val="555555"/>
+          <w:sz w:val="28"/>
+          <w:szCs w:val="28"/>
+        </w:rPr>
+        <w:t>02</w:t>
+      </w:r>
+      <w:r>
+        <w:rPr>
+          <w:rFonts w:hint="default" w:ascii="Arial" w:hAnsi="Arial" w:eastAsia="Calibri" w:cs="Arial"/>
+          <w:i/>
+          <w:iCs/>
+          <w:color w:val="555555"/>
+          <w:sz w:val="28"/>
+          <w:szCs w:val="28"/>
+          <w:lang w:val="en-US"/>
+        </w:rPr>
+        <w:t>3</w:t>
+      </w:r>
+      <w:r>
+        <w:rPr>
+          <w:rFonts w:hint="default" w:ascii="Arial" w:hAnsi="Arial" w:eastAsia="Calibri" w:cs="Arial"/>
+          <w:i/>
+          <w:iCs/>
+          <w:color w:val="555555"/>
+          <w:sz w:val="28"/>
+          <w:szCs w:val="28"/>
+        </w:rPr>
+        <w:t xml:space="preserve"> – De</w:t>
+      </w:r>
+      <w:r>
+        <w:rPr>
+          <w:rFonts w:hint="default" w:ascii="Arial" w:hAnsi="Arial" w:eastAsia="Calibri" w:cs="Arial"/>
+          <w:i/>
+          <w:iCs/>
+          <w:color w:val="555555"/>
+          <w:sz w:val="28"/>
+          <w:szCs w:val="28"/>
+          <w:lang w:val="en-US"/>
+        </w:rPr>
+        <w:t>c</w:t>
+      </w:r>
+      <w:r>
+        <w:rPr>
+          <w:rFonts w:hint="default" w:ascii="Arial" w:hAnsi="Arial" w:eastAsia="Calibri" w:cs="Arial"/>
+          <w:i/>
+          <w:iCs/>
+          <w:color w:val="555555"/>
+          <w:sz w:val="28"/>
+          <w:szCs w:val="28"/>
+        </w:rPr>
+        <w:t>2025</w:t>
       </w:r>
     </w:p>
     <w:p>
@@ -1634,28 +1741,88 @@
         </w:numPr>
         <w:spacing w:after="60"/>
         <w:rPr>
-          <w:sz w:val="28"/>
-          <w:szCs w:val="28"/>
-        </w:rPr>
-      </w:pPr>
-      <w:r>
-        <w:rPr>
-          <w:rFonts w:ascii="Calibri" w:hAnsi="Calibri" w:eastAsia="Calibri" w:cs="Calibri"/>
-          <w:color w:val="222222"/>
-          <w:sz w:val="28"/>
-          <w:szCs w:val="28"/>
-        </w:rPr>
-        <w:t>Executive Diploma in Business Communication – UniAthena (2025)</w:t>
-      </w:r>
-      <w:r>
-        <w:rPr>
-          <w:rFonts w:hint="default" w:ascii="Calibri" w:hAnsi="Calibri" w:eastAsia="Calibri" w:cs="Calibri"/>
-          <w:color w:val="222222"/>
-          <w:sz w:val="28"/>
-          <w:szCs w:val="28"/>
-          <w:lang w:val="en-US"/>
-        </w:rPr>
-        <w:t xml:space="preserve">                    </w:t>
+          <w:rFonts w:hint="default" w:ascii="Arial" w:hAnsi="Arial" w:cs="Arial"/>
+          <w:sz w:val="28"/>
+          <w:szCs w:val="28"/>
+        </w:rPr>
+      </w:pPr>
+      <w:r>
+        <w:rPr>
+          <w:rFonts w:hint="default" w:ascii="Arial" w:hAnsi="Arial" w:eastAsia="Calibri" w:cs="Arial"/>
+          <w:color w:val="222222"/>
+          <w:sz w:val="28"/>
+          <w:szCs w:val="28"/>
+        </w:rPr>
+        <w:t>Promoted community engagement and connected students with global ideas.</w:t>
+      </w:r>
+    </w:p>
+    <w:p>
+      <w:pPr>
+        <w:tabs>
+          <w:tab w:val="right" w:pos="9350"/>
+        </w:tabs>
+        <w:spacing w:before="160" w:after="20"/>
+        <w:rPr>
+          <w:rFonts w:hint="default" w:ascii="Arial" w:hAnsi="Arial" w:cs="Arial"/>
+          <w:sz w:val="28"/>
+          <w:szCs w:val="28"/>
+        </w:rPr>
+      </w:pPr>
+      <w:r>
+        <w:rPr>
+          <w:rFonts w:hint="default" w:ascii="Arial" w:hAnsi="Arial" w:eastAsia="Calibri" w:cs="Arial"/>
+          <w:b/>
+          <w:bCs/>
+          <w:color w:val="222222"/>
+          <w:sz w:val="28"/>
+          <w:szCs w:val="28"/>
+        </w:rPr>
+        <w:t xml:space="preserve">Senior Social Media Executive </w:t>
+      </w:r>
+      <w:r>
+        <w:rPr>
+          <w:rFonts w:hint="default" w:ascii="Arial" w:hAnsi="Arial" w:eastAsia="Calibri" w:cs="Arial"/>
+          <w:b/>
+          <w:bCs/>
+          <w:color w:val="1F3864"/>
+          <w:sz w:val="28"/>
+          <w:szCs w:val="28"/>
+        </w:rPr>
+        <w:t>| Yes for Youth</w:t>
+      </w:r>
+      <w:r>
+        <w:rPr>
+          <w:rFonts w:hint="default" w:ascii="Arial" w:hAnsi="Arial" w:eastAsia="Calibri" w:cs="Arial"/>
+          <w:i/>
+          <w:iCs/>
+          <w:color w:val="555555"/>
+          <w:sz w:val="28"/>
+          <w:szCs w:val="28"/>
+        </w:rPr>
+        <w:tab/>
+      </w:r>
+      <w:r>
+        <w:rPr>
+          <w:rFonts w:hint="default" w:ascii="Arial" w:hAnsi="Arial" w:eastAsia="Calibri" w:cs="Arial"/>
+          <w:i/>
+          <w:iCs/>
+          <w:color w:val="555555"/>
+          <w:sz w:val="28"/>
+          <w:szCs w:val="28"/>
+          <w:lang w:val="en-US"/>
+        </w:rPr>
+        <w:t xml:space="preserve">          </w:t>
+      </w:r>
+      <w:r>
+        <w:rPr>
+          <w:rFonts w:hint="default" w:ascii="Arial" w:hAnsi="Arial" w:eastAsia="Calibri" w:cs="Arial"/>
+          <w:i/>
+          <w:iCs/>
+          <w:color w:val="555555"/>
+          <w:sz w:val="28"/>
+          <w:szCs w:val="28"/>
+        </w:rPr>
+        <w:t>Jul 2023 – Dec 2023</w:t>
       </w:r>
     </w:p>
     <w:p>
@@ -1667,85 +1834,44 @@
         </w:numPr>
         <w:spacing w:after="60"/>
         <w:rPr>
-          <w:sz w:val="28"/>
-          <w:szCs w:val="28"/>
-        </w:rPr>
-      </w:pPr>
-      <w:r>
-        <w:rPr>
-          <w:rFonts w:ascii="Calibri" w:hAnsi="Calibri" w:eastAsia="Calibri" w:cs="Calibri"/>
-          <w:color w:val="222222"/>
-          <w:sz w:val="28"/>
-          <w:szCs w:val="28"/>
-        </w:rPr>
-        <w:t>Diplomas in Crowd Management</w:t>
-      </w:r>
-      <w:r>
-        <w:rPr>
-          <w:rFonts w:hint="default" w:ascii="Calibri" w:hAnsi="Calibri" w:eastAsia="Calibri" w:cs="Calibri"/>
-          <w:color w:val="222222"/>
-          <w:sz w:val="28"/>
-          <w:szCs w:val="28"/>
-          <w:lang w:val="en-US"/>
-        </w:rPr>
-        <w:t>,</w:t>
-      </w:r>
-      <w:r>
-        <w:rPr>
-          <w:rFonts w:ascii="Calibri" w:hAnsi="Calibri" w:eastAsia="Calibri" w:cs="Calibri"/>
-          <w:color w:val="222222"/>
-          <w:sz w:val="28"/>
-          <w:szCs w:val="28"/>
-        </w:rPr>
-        <w:t xml:space="preserve"> Physical Fitness</w:t>
-      </w:r>
-      <w:r>
-        <w:rPr>
-          <w:rFonts w:hint="default" w:ascii="Calibri" w:hAnsi="Calibri" w:eastAsia="Calibri" w:cs="Calibri"/>
-          <w:color w:val="222222"/>
-          <w:sz w:val="28"/>
-          <w:szCs w:val="28"/>
-          <w:lang w:val="en-US"/>
-        </w:rPr>
-        <w:t xml:space="preserve">, Managing AI governance in organizations with ISO 42001 </w:t>
-      </w:r>
-      <w:r>
-        <w:rPr>
-          <w:rFonts w:ascii="Calibri" w:hAnsi="Calibri" w:eastAsia="Calibri" w:cs="Calibri"/>
-          <w:color w:val="222222"/>
-          <w:sz w:val="28"/>
-          <w:szCs w:val="28"/>
-        </w:rPr>
-        <w:t xml:space="preserve"> – </w:t>
-      </w:r>
-      <w:r>
-        <w:rPr>
-          <w:rFonts w:hint="default" w:ascii="Calibri" w:hAnsi="Calibri" w:eastAsia="Calibri" w:cs="Calibri"/>
-          <w:color w:val="222222"/>
-          <w:sz w:val="28"/>
-          <w:szCs w:val="28"/>
-          <w:lang w:val="en-US"/>
-        </w:rPr>
-        <w:t xml:space="preserve"> </w:t>
-      </w:r>
-      <w:r>
-        <w:rPr>
-          <w:rFonts w:ascii="Calibri" w:hAnsi="Calibri" w:eastAsia="Calibri" w:cs="Calibri"/>
-          <w:color w:val="222222"/>
-          <w:sz w:val="28"/>
-          <w:szCs w:val="28"/>
-        </w:rPr>
-        <w:t>Alison (2024)</w:t>
-      </w:r>
-      <w:r>
-        <w:rPr>
-          <w:rFonts w:hint="default" w:ascii="Calibri" w:hAnsi="Calibri" w:eastAsia="Calibri" w:cs="Calibri"/>
-          <w:color w:val="222222"/>
-          <w:sz w:val="28"/>
-          <w:szCs w:val="28"/>
-          <w:lang w:val="en-US"/>
-        </w:rPr>
-        <w:t xml:space="preserve"> </w:t>
+          <w:rFonts w:hint="default" w:ascii="Arial" w:hAnsi="Arial" w:cs="Arial"/>
+          <w:sz w:val="28"/>
+          <w:szCs w:val="28"/>
+        </w:rPr>
+      </w:pPr>
+      <w:r>
+        <w:rPr>
+          <w:rFonts w:hint="default" w:ascii="Arial" w:hAnsi="Arial" w:eastAsia="Calibri" w:cs="Arial"/>
+          <w:color w:val="222222"/>
+          <w:sz w:val="28"/>
+          <w:szCs w:val="28"/>
+        </w:rPr>
+        <w:t>Developed and executed social media strategies to enhance digital presence and youth engagement.</w:t>
+      </w:r>
+    </w:p>
+    <w:p>
+      <w:pPr>
+        <w:pBdr>
+          <w:bottom w:val="single" w:color="AAAAAA" w:sz="4" w:space="2"/>
+        </w:pBdr>
+        <w:spacing w:before="260" w:after="120"/>
+        <w:rPr>
+          <w:rFonts w:hint="default" w:ascii="Arial" w:hAnsi="Arial" w:cs="Arial"/>
+          <w:color w:val="1054C6"/>
+          <w:sz w:val="28"/>
+          <w:szCs w:val="28"/>
+        </w:rPr>
+      </w:pPr>
+      <w:r>
+        <w:rPr>
+          <w:rFonts w:hint="default" w:ascii="Arial" w:hAnsi="Arial" w:eastAsia="Calibri" w:cs="Arial"/>
+          <w:b/>
+          <w:bCs/>
+          <w:color w:val="1054C6"/>
+          <w:sz w:val="28"/>
+          <w:szCs w:val="28"/>
+        </w:rPr>
+        <w:t>EDUCATION &amp; CERTIFICATIONS</w:t>
       </w:r>
     </w:p>
     <w:p>
@@ -1757,18 +1883,29 @@
         </w:numPr>
         <w:spacing w:after="60"/>
         <w:rPr>
-          <w:sz w:val="28"/>
-          <w:szCs w:val="28"/>
-        </w:rPr>
-      </w:pPr>
-      <w:r>
-        <w:rPr>
-          <w:rFonts w:ascii="Calibri" w:hAnsi="Calibri" w:eastAsia="Calibri" w:cs="Calibri"/>
-          <w:color w:val="222222"/>
-          <w:sz w:val="28"/>
-          <w:szCs w:val="28"/>
-        </w:rPr>
-        <w:t>Top 10 Percentile Young Coder Certificate (2022, 2023)</w:t>
+          <w:rFonts w:hint="default" w:ascii="Arial" w:hAnsi="Arial" w:cs="Arial"/>
+          <w:sz w:val="28"/>
+          <w:szCs w:val="28"/>
+        </w:rPr>
+      </w:pPr>
+      <w:r>
+        <w:rPr>
+          <w:rFonts w:hint="default" w:ascii="Arial" w:hAnsi="Arial" w:eastAsia="Calibri" w:cs="Arial"/>
+          <w:color w:val="222222"/>
+          <w:sz w:val="28"/>
+          <w:szCs w:val="28"/>
+        </w:rPr>
+        <w:t>Executive Diploma in Business Communication – UniAthena (2025)</w:t>
+      </w:r>
+      <w:r>
+        <w:rPr>
+          <w:rFonts w:hint="default" w:ascii="Arial" w:hAnsi="Arial" w:eastAsia="Calibri" w:cs="Arial"/>
+          <w:color w:val="222222"/>
+          <w:sz w:val="28"/>
+          <w:szCs w:val="28"/>
+          <w:lang w:val="en-US"/>
+        </w:rPr>
+        <w:t xml:space="preserve">                    </w:t>
       </w:r>
     </w:p>
     <w:p>
@@ -1780,70 +1917,80 @@
         </w:numPr>
         <w:spacing w:after="60"/>
         <w:rPr>
-          <w:sz w:val="28"/>
-          <w:szCs w:val="28"/>
-        </w:rPr>
-      </w:pPr>
-      <w:r>
-        <w:rPr>
-          <w:rFonts w:hint="default" w:ascii="Calibri" w:hAnsi="Calibri" w:eastAsia="Calibri" w:cs="Calibri"/>
-          <w:color w:val="222222"/>
-          <w:sz w:val="28"/>
-          <w:szCs w:val="28"/>
-          <w:lang w:val="en-US"/>
-        </w:rPr>
-        <w:t xml:space="preserve">Secondary School Certificate </w:t>
-      </w:r>
-      <w:r>
-        <w:rPr>
-          <w:rFonts w:ascii="Calibri" w:hAnsi="Calibri" w:eastAsia="Calibri" w:cs="Calibri"/>
-          <w:color w:val="222222"/>
-          <w:sz w:val="28"/>
-          <w:szCs w:val="28"/>
-        </w:rPr>
-        <w:t>– Shaheed</w:t>
-      </w:r>
-      <w:r>
-        <w:rPr>
-          <w:rFonts w:hint="default" w:ascii="Calibri" w:hAnsi="Calibri" w:eastAsia="Calibri" w:cs="Calibri"/>
-          <w:color w:val="222222"/>
-          <w:sz w:val="28"/>
-          <w:szCs w:val="28"/>
-          <w:lang w:val="en-US"/>
-        </w:rPr>
-        <w:t xml:space="preserve"> Bir Uttam LT.</w:t>
-      </w:r>
-      <w:r>
-        <w:rPr>
-          <w:rFonts w:ascii="Calibri" w:hAnsi="Calibri" w:eastAsia="Calibri" w:cs="Calibri"/>
-          <w:color w:val="222222"/>
-          <w:sz w:val="28"/>
-          <w:szCs w:val="28"/>
-        </w:rPr>
-        <w:t xml:space="preserve"> Anwar Girls' College (</w:t>
-      </w:r>
-      <w:r>
-        <w:rPr>
-          <w:rFonts w:hint="default" w:ascii="Calibri" w:hAnsi="Calibri" w:eastAsia="Calibri" w:cs="Calibri"/>
-          <w:color w:val="222222"/>
-          <w:sz w:val="28"/>
-          <w:szCs w:val="28"/>
-          <w:lang w:val="en-US"/>
-        </w:rPr>
-        <w:t>2025</w:t>
-      </w:r>
-      <w:r>
-        <w:rPr>
-          <w:rFonts w:ascii="Calibri" w:hAnsi="Calibri" w:eastAsia="Calibri" w:cs="Calibri"/>
-          <w:color w:val="222222"/>
-          <w:sz w:val="28"/>
-          <w:szCs w:val="28"/>
-        </w:rPr>
-        <w:t>)</w:t>
-      </w:r>
-      <w:r>
-        <w:rPr>
-          <w:rFonts w:hint="default" w:ascii="Calibri" w:hAnsi="Calibri" w:eastAsia="Calibri" w:cs="Calibri"/>
+          <w:rFonts w:hint="default" w:ascii="Arial" w:hAnsi="Arial" w:cs="Arial"/>
+          <w:sz w:val="28"/>
+          <w:szCs w:val="28"/>
+        </w:rPr>
+      </w:pPr>
+      <w:r>
+        <w:rPr>
+          <w:rFonts w:hint="default" w:ascii="Arial" w:hAnsi="Arial" w:eastAsia="Calibri" w:cs="Arial"/>
+          <w:color w:val="222222"/>
+          <w:sz w:val="28"/>
+          <w:szCs w:val="28"/>
+        </w:rPr>
+        <w:t>Diplomas in Crowd Management</w:t>
+      </w:r>
+      <w:r>
+        <w:rPr>
+          <w:rFonts w:hint="default" w:ascii="Arial" w:hAnsi="Arial" w:eastAsia="Calibri" w:cs="Arial"/>
+          <w:color w:val="222222"/>
+          <w:sz w:val="28"/>
+          <w:szCs w:val="28"/>
+          <w:lang w:val="en-US"/>
+        </w:rPr>
+        <w:t>,</w:t>
+      </w:r>
+      <w:r>
+        <w:rPr>
+          <w:rFonts w:hint="default" w:ascii="Arial" w:hAnsi="Arial" w:eastAsia="Calibri" w:cs="Arial"/>
+          <w:color w:val="222222"/>
+          <w:sz w:val="28"/>
+          <w:szCs w:val="28"/>
+        </w:rPr>
+        <w:t xml:space="preserve"> Physical Fitness</w:t>
+      </w:r>
+      <w:r>
+        <w:rPr>
+          <w:rFonts w:hint="default" w:ascii="Arial" w:hAnsi="Arial" w:eastAsia="Calibri" w:cs="Arial"/>
+          <w:color w:val="222222"/>
+          <w:sz w:val="28"/>
+          <w:szCs w:val="28"/>
+          <w:lang w:val="en-US"/>
+        </w:rPr>
+        <w:t xml:space="preserve">, Managing AI governance in organizations with ISO 42001 </w:t>
+      </w:r>
+      <w:r>
+        <w:rPr>
+          <w:rFonts w:hint="default" w:ascii="Arial" w:hAnsi="Arial" w:eastAsia="Calibri" w:cs="Arial"/>
+          <w:color w:val="222222"/>
+          <w:sz w:val="28"/>
+          <w:szCs w:val="28"/>
+        </w:rPr>
+        <w:t xml:space="preserve"> – </w:t>
+      </w:r>
+      <w:r>
+        <w:rPr>
+          <w:rFonts w:hint="default" w:ascii="Arial" w:hAnsi="Arial" w:eastAsia="Calibri" w:cs="Arial"/>
+          <w:color w:val="222222"/>
+          <w:sz w:val="28"/>
+          <w:szCs w:val="28"/>
+          <w:lang w:val="en-US"/>
+        </w:rPr>
+        <w:t xml:space="preserve"> </w:t>
+      </w:r>
+      <w:r>
+        <w:rPr>
+          <w:rFonts w:hint="default" w:ascii="Arial" w:hAnsi="Arial" w:eastAsia="Calibri" w:cs="Arial"/>
+          <w:color w:val="222222"/>
+          <w:sz w:val="28"/>
+          <w:szCs w:val="28"/>
+        </w:rPr>
+        <w:t>Alison (2024)</w:t>
+      </w:r>
+      <w:r>
+        <w:rPr>
+          <w:rFonts w:hint="default" w:ascii="Arial" w:hAnsi="Arial" w:eastAsia="Calibri" w:cs="Arial"/>
           <w:color w:val="222222"/>
           <w:sz w:val="28"/>
           <w:szCs w:val="28"/>
@@ -1861,13 +2008,120 @@
         </w:numPr>
         <w:spacing w:after="60"/>
         <w:rPr>
-          <w:sz w:val="28"/>
-          <w:szCs w:val="28"/>
-        </w:rPr>
-      </w:pPr>
-      <w:r>
-        <w:rPr>
-          <w:rFonts w:hint="default" w:ascii="Calibri" w:hAnsi="Calibri" w:eastAsia="Calibri" w:cs="Calibri"/>
+          <w:rFonts w:hint="default" w:ascii="Arial" w:hAnsi="Arial" w:cs="Arial"/>
+          <w:sz w:val="28"/>
+          <w:szCs w:val="28"/>
+        </w:rPr>
+      </w:pPr>
+      <w:r>
+        <w:rPr>
+          <w:rFonts w:hint="default" w:ascii="Arial" w:hAnsi="Arial" w:eastAsia="Calibri" w:cs="Arial"/>
+          <w:color w:val="222222"/>
+          <w:sz w:val="28"/>
+          <w:szCs w:val="28"/>
+        </w:rPr>
+        <w:t>Top 10 Percentile Young Coder Certificate (2022, 2023)</w:t>
+      </w:r>
+    </w:p>
+    <w:p>
+      <w:pPr>
+        <w:pStyle w:val="16"/>
+        <w:numPr>
+          <w:ilvl w:val="0"/>
+          <w:numId w:val="1"/>
+        </w:numPr>
+        <w:spacing w:after="60"/>
+        <w:rPr>
+          <w:rFonts w:hint="default" w:ascii="Arial" w:hAnsi="Arial" w:cs="Arial"/>
+          <w:sz w:val="28"/>
+          <w:szCs w:val="28"/>
+        </w:rPr>
+      </w:pPr>
+      <w:r>
+        <w:rPr>
+          <w:rFonts w:hint="default" w:ascii="Arial" w:hAnsi="Arial" w:eastAsia="Calibri" w:cs="Arial"/>
+          <w:color w:val="222222"/>
+          <w:sz w:val="28"/>
+          <w:szCs w:val="28"/>
+          <w:lang w:val="en-US"/>
+        </w:rPr>
+        <w:t xml:space="preserve">Secondary School Certificate </w:t>
+      </w:r>
+      <w:r>
+        <w:rPr>
+          <w:rFonts w:hint="default" w:ascii="Arial" w:hAnsi="Arial" w:eastAsia="Calibri" w:cs="Arial"/>
+          <w:color w:val="222222"/>
+          <w:sz w:val="28"/>
+          <w:szCs w:val="28"/>
+        </w:rPr>
+        <w:t>– Shaheed</w:t>
+      </w:r>
+      <w:r>
+        <w:rPr>
+          <w:rFonts w:hint="default" w:ascii="Arial" w:hAnsi="Arial" w:eastAsia="Calibri" w:cs="Arial"/>
+          <w:color w:val="222222"/>
+          <w:sz w:val="28"/>
+          <w:szCs w:val="28"/>
+          <w:lang w:val="en-US"/>
+        </w:rPr>
+        <w:t xml:space="preserve"> Bir Uttam LT.</w:t>
+      </w:r>
+      <w:r>
+        <w:rPr>
+          <w:rFonts w:hint="default" w:ascii="Arial" w:hAnsi="Arial" w:eastAsia="Calibri" w:cs="Arial"/>
+          <w:color w:val="222222"/>
+          <w:sz w:val="28"/>
+          <w:szCs w:val="28"/>
+        </w:rPr>
+        <w:t xml:space="preserve"> Anwar Girls' College (</w:t>
+      </w:r>
+      <w:r>
+        <w:rPr>
+          <w:rFonts w:hint="default" w:ascii="Arial" w:hAnsi="Arial" w:eastAsia="Calibri" w:cs="Arial"/>
+          <w:color w:val="222222"/>
+          <w:sz w:val="28"/>
+          <w:szCs w:val="28"/>
+          <w:lang w:val="en-US"/>
+        </w:rPr>
+        <w:t>2025</w:t>
+      </w:r>
+      <w:r>
+        <w:rPr>
+          <w:rFonts w:hint="default" w:ascii="Arial" w:hAnsi="Arial" w:eastAsia="Calibri" w:cs="Arial"/>
+          <w:color w:val="222222"/>
+          <w:sz w:val="28"/>
+          <w:szCs w:val="28"/>
+        </w:rPr>
+        <w:t>)</w:t>
+      </w:r>
+      <w:r>
+        <w:rPr>
+          <w:rFonts w:hint="default" w:ascii="Arial" w:hAnsi="Arial" w:eastAsia="Calibri" w:cs="Arial"/>
+          <w:color w:val="222222"/>
+          <w:sz w:val="28"/>
+          <w:szCs w:val="28"/>
+          <w:lang w:val="en-US"/>
+        </w:rPr>
+        <w:t xml:space="preserve"> </w:t>
+      </w:r>
+    </w:p>
+    <w:p>
+      <w:pPr>
+        <w:pStyle w:val="16"/>
+        <w:numPr>
+          <w:ilvl w:val="0"/>
+          <w:numId w:val="1"/>
+        </w:numPr>
+        <w:spacing w:after="60"/>
+        <w:rPr>
+          <w:rFonts w:hint="default" w:ascii="Arial" w:hAnsi="Arial" w:cs="Arial"/>
+          <w:sz w:val="28"/>
+          <w:szCs w:val="28"/>
+        </w:rPr>
+      </w:pPr>
+      <w:r>
+        <w:rPr>
+          <w:rFonts w:hint="default" w:ascii="Arial" w:hAnsi="Arial" w:eastAsia="Calibri" w:cs="Arial"/>
           <w:color w:val="222222"/>
           <w:sz w:val="28"/>
           <w:szCs w:val="28"/>
@@ -1877,7 +2131,7 @@
       </w:r>
       <w:r>
         <w:rPr>
-          <w:rFonts w:ascii="Arial" w:hAnsi="Arial" w:eastAsia="Arial" w:cs="Arial"/>
+          <w:rFonts w:hint="default" w:ascii="Arial" w:hAnsi="Arial" w:eastAsia="Arial" w:cs="Arial"/>
           <w:i w:val="0"/>
           <w:iCs w:val="0"/>
           <w:caps w:val="0"/>
@@ -1899,7 +2153,7 @@
       </w:r>
       <w:r>
         <w:rPr>
-          <w:rFonts w:hint="default" w:ascii="Calibri" w:hAnsi="Calibri" w:eastAsia="Calibri" w:cs="Calibri"/>
+          <w:rFonts w:hint="default" w:ascii="Arial" w:hAnsi="Arial" w:eastAsia="Calibri" w:cs="Arial"/>
           <w:color w:val="262626" w:themeColor="text1" w:themeTint="D9"/>
           <w:sz w:val="28"/>
           <w:szCs w:val="28"/>
@@ -1917,7 +2171,7 @@
       </w:r>
       <w:r>
         <w:rPr>
-          <w:rFonts w:hint="default" w:ascii="Calibri" w:hAnsi="Calibri" w:eastAsia="Calibri" w:cs="Calibri"/>
+          <w:rFonts w:hint="default" w:ascii="Arial" w:hAnsi="Arial" w:eastAsia="Calibri" w:cs="Arial"/>
           <w:color w:val="222222"/>
           <w:sz w:val="28"/>
           <w:szCs w:val="28"/>
@@ -1935,14 +2189,14 @@
         </w:numPr>
         <w:spacing w:after="60"/>
         <w:rPr>
-          <w:rFonts w:hint="default" w:ascii="Calibri" w:hAnsi="Calibri" w:cs="Calibri"/>
-          <w:sz w:val="28"/>
-          <w:szCs w:val="28"/>
-        </w:rPr>
-      </w:pPr>
-      <w:r>
-        <w:rPr>
-          <w:rFonts w:hint="default" w:ascii="Calibri" w:hAnsi="Calibri" w:eastAsia="SimSun" w:cs="Calibri"/>
+          <w:rFonts w:hint="default" w:ascii="Arial" w:hAnsi="Arial" w:cs="Arial"/>
+          <w:sz w:val="28"/>
+          <w:szCs w:val="28"/>
+        </w:rPr>
+      </w:pPr>
+      <w:r>
+        <w:rPr>
+          <w:rFonts w:hint="default" w:ascii="Arial" w:hAnsi="Arial" w:eastAsia="SimSun" w:cs="Arial"/>
           <w:sz w:val="28"/>
           <w:szCs w:val="28"/>
         </w:rPr>
@@ -1950,7 +2204,7 @@
       </w:r>
       <w:r>
         <w:rPr>
-          <w:rFonts w:hint="default" w:ascii="Calibri" w:hAnsi="Calibri" w:eastAsia="SimSun" w:cs="Calibri"/>
+          <w:rFonts w:hint="default" w:ascii="Arial" w:hAnsi="Arial" w:eastAsia="SimSun" w:cs="Arial"/>
           <w:sz w:val="28"/>
           <w:szCs w:val="28"/>
           <w:lang w:val="en-US"/>
@@ -1959,7 +2213,7 @@
       </w:r>
       <w:r>
         <w:rPr>
-          <w:rFonts w:ascii="Calibri" w:hAnsi="Calibri" w:eastAsia="Calibri" w:cs="Calibri"/>
+          <w:rFonts w:hint="default" w:ascii="Arial" w:hAnsi="Arial" w:eastAsia="Calibri" w:cs="Arial"/>
           <w:color w:val="222222"/>
           <w:sz w:val="28"/>
           <w:szCs w:val="28"/>
@@ -1968,7 +2222,7 @@
       </w:r>
       <w:r>
         <w:rPr>
-          <w:rFonts w:hint="default" w:ascii="Calibri" w:hAnsi="Calibri" w:eastAsia="Calibri" w:cs="Calibri"/>
+          <w:rFonts w:hint="default" w:ascii="Arial" w:hAnsi="Arial" w:eastAsia="Calibri" w:cs="Arial"/>
           <w:color w:val="222222"/>
           <w:sz w:val="28"/>
           <w:szCs w:val="28"/>
@@ -1978,7 +2232,7 @@
       </w:r>
       <w:r>
         <w:rPr>
-          <w:rFonts w:ascii="Calibri" w:hAnsi="Calibri" w:eastAsia="Calibri" w:cs="Calibri"/>
+          <w:rFonts w:hint="default" w:ascii="Arial" w:hAnsi="Arial" w:eastAsia="Calibri" w:cs="Arial"/>
           <w:color w:val="222222"/>
           <w:sz w:val="28"/>
           <w:szCs w:val="28"/>
@@ -1987,7 +2241,7 @@
       </w:r>
       <w:r>
         <w:rPr>
-          <w:rFonts w:hint="default" w:ascii="Calibri" w:hAnsi="Calibri" w:eastAsia="Calibri" w:cs="Calibri"/>
+          <w:rFonts w:hint="default" w:ascii="Arial" w:hAnsi="Arial" w:eastAsia="Calibri" w:cs="Arial"/>
           <w:color w:val="222222"/>
           <w:sz w:val="28"/>
           <w:szCs w:val="28"/>
@@ -1997,7 +2251,7 @@
       </w:r>
       <w:r>
         <w:rPr>
-          <w:rFonts w:ascii="Calibri" w:hAnsi="Calibri" w:eastAsia="Calibri" w:cs="Calibri"/>
+          <w:rFonts w:hint="default" w:ascii="Arial" w:hAnsi="Arial" w:eastAsia="Calibri" w:cs="Arial"/>
           <w:color w:val="222222"/>
           <w:sz w:val="28"/>
           <w:szCs w:val="28"/>
@@ -2012,6 +2266,7 @@
         </w:pBdr>
         <w:spacing w:before="260" w:after="120"/>
         <w:rPr>
+          <w:rFonts w:hint="default" w:ascii="Arial" w:hAnsi="Arial" w:cs="Arial"/>
           <w:color w:val="1054C6"/>
           <w:sz w:val="28"/>
           <w:szCs w:val="28"/>
@@ -2019,7 +2274,7 @@
       </w:pPr>
       <w:r>
         <w:rPr>
-          <w:rFonts w:ascii="Calibri" w:hAnsi="Calibri" w:eastAsia="Calibri" w:cs="Calibri"/>
+          <w:rFonts w:hint="default" w:ascii="Arial" w:hAnsi="Arial" w:eastAsia="Calibri" w:cs="Arial"/>
           <w:b/>
           <w:bCs/>
           <w:color w:val="1054C6"/>
@@ -2038,13 +2293,14 @@
         </w:numPr>
         <w:spacing w:after="60"/>
         <w:rPr>
-          <w:sz w:val="28"/>
-          <w:szCs w:val="28"/>
-        </w:rPr>
-      </w:pPr>
-      <w:r>
-        <w:rPr>
-          <w:rFonts w:ascii="Calibri" w:hAnsi="Calibri" w:eastAsia="Calibri" w:cs="Calibri"/>
+          <w:rFonts w:hint="default" w:ascii="Arial" w:hAnsi="Arial" w:cs="Arial"/>
+          <w:sz w:val="28"/>
+          <w:szCs w:val="28"/>
+        </w:rPr>
+      </w:pPr>
+      <w:r>
+        <w:rPr>
+          <w:rFonts w:hint="default" w:ascii="Arial" w:hAnsi="Arial" w:eastAsia="Calibri" w:cs="Arial"/>
           <w:color w:val="222222"/>
           <w:sz w:val="28"/>
           <w:szCs w:val="28"/>
@@ -2061,13 +2317,14 @@
         </w:numPr>
         <w:spacing w:after="60"/>
         <w:rPr>
-          <w:sz w:val="28"/>
-          <w:szCs w:val="28"/>
-        </w:rPr>
-      </w:pPr>
-      <w:r>
-        <w:rPr>
-          <w:rFonts w:hint="default" w:ascii="Calibri" w:hAnsi="Calibri" w:eastAsia="Calibri" w:cs="Calibri"/>
+          <w:rFonts w:hint="default" w:ascii="Arial" w:hAnsi="Arial" w:cs="Arial"/>
+          <w:sz w:val="28"/>
+          <w:szCs w:val="28"/>
+        </w:rPr>
+      </w:pPr>
+      <w:r>
+        <w:rPr>
+          <w:rFonts w:hint="default" w:ascii="Arial" w:hAnsi="Arial" w:eastAsia="Calibri" w:cs="Arial"/>
           <w:color w:val="222222"/>
           <w:sz w:val="28"/>
           <w:szCs w:val="28"/>
@@ -2085,13 +2342,14 @@
         </w:numPr>
         <w:spacing w:after="60"/>
         <w:rPr>
-          <w:sz w:val="28"/>
-          <w:szCs w:val="28"/>
-        </w:rPr>
-      </w:pPr>
-      <w:r>
-        <w:rPr>
-          <w:rFonts w:ascii="Calibri" w:hAnsi="Calibri" w:eastAsia="Calibri" w:cs="Calibri"/>
+          <w:rFonts w:hint="default" w:ascii="Arial" w:hAnsi="Arial" w:cs="Arial"/>
+          <w:sz w:val="28"/>
+          <w:szCs w:val="28"/>
+        </w:rPr>
+      </w:pPr>
+      <w:r>
+        <w:rPr>
+          <w:rFonts w:hint="default" w:ascii="Arial" w:hAnsi="Arial" w:eastAsia="Calibri" w:cs="Arial"/>
           <w:color w:val="222222"/>
           <w:sz w:val="28"/>
           <w:szCs w:val="28"/>
@@ -2100,7 +2358,7 @@
       </w:r>
       <w:r>
         <w:rPr>
-          <w:rFonts w:hint="default" w:ascii="Calibri" w:hAnsi="Calibri" w:eastAsia="Calibri" w:cs="Calibri"/>
+          <w:rFonts w:hint="default" w:ascii="Arial" w:hAnsi="Arial" w:eastAsia="Calibri" w:cs="Arial"/>
           <w:color w:val="222222"/>
           <w:sz w:val="28"/>
           <w:szCs w:val="28"/>
@@ -2111,7 +2369,7 @@
       </w:r>
       <w:r>
         <w:rPr>
-          <w:rFonts w:ascii="Calibri" w:hAnsi="Calibri" w:eastAsia="Calibri" w:cs="Calibri"/>
+          <w:rFonts w:hint="default" w:ascii="Arial" w:hAnsi="Arial" w:eastAsia="Calibri" w:cs="Arial"/>
           <w:color w:val="222222"/>
           <w:sz w:val="28"/>
           <w:szCs w:val="28"/>
@@ -2128,13 +2386,14 @@
         </w:numPr>
         <w:spacing w:after="60"/>
         <w:rPr>
-          <w:sz w:val="28"/>
-          <w:szCs w:val="28"/>
-        </w:rPr>
-      </w:pPr>
-      <w:r>
-        <w:rPr>
-          <w:rFonts w:hint="default" w:ascii="Calibri" w:hAnsi="Calibri" w:eastAsia="Calibri" w:cs="Calibri"/>
+          <w:rFonts w:hint="default" w:ascii="Arial" w:hAnsi="Arial" w:cs="Arial"/>
+          <w:sz w:val="28"/>
+          <w:szCs w:val="28"/>
+        </w:rPr>
+      </w:pPr>
+      <w:r>
+        <w:rPr>
+          <w:rFonts w:hint="default" w:ascii="Arial" w:hAnsi="Arial" w:eastAsia="Calibri" w:cs="Arial"/>
           <w:color w:val="222222"/>
           <w:sz w:val="28"/>
           <w:szCs w:val="28"/>
@@ -2152,13 +2411,14 @@
         </w:numPr>
         <w:spacing w:after="60"/>
         <w:rPr>
-          <w:sz w:val="28"/>
-          <w:szCs w:val="28"/>
-        </w:rPr>
-      </w:pPr>
-      <w:r>
-        <w:rPr>
-          <w:rFonts w:ascii="Calibri" w:hAnsi="Calibri" w:eastAsia="Calibri" w:cs="Calibri"/>
+          <w:rFonts w:hint="default" w:ascii="Arial" w:hAnsi="Arial" w:cs="Arial"/>
+          <w:sz w:val="28"/>
+          <w:szCs w:val="28"/>
+        </w:rPr>
+      </w:pPr>
+      <w:r>
+        <w:rPr>
+          <w:rFonts w:hint="default" w:ascii="Arial" w:hAnsi="Arial" w:eastAsia="Calibri" w:cs="Arial"/>
           <w:color w:val="222222"/>
           <w:sz w:val="28"/>
           <w:szCs w:val="28"/>
@@ -2167,7 +2427,7 @@
       </w:r>
       <w:r>
         <w:rPr>
-          <w:rFonts w:hint="default" w:ascii="Calibri" w:hAnsi="Calibri" w:eastAsia="Calibri" w:cs="Calibri"/>
+          <w:rFonts w:hint="default" w:ascii="Arial" w:hAnsi="Arial" w:eastAsia="Calibri" w:cs="Arial"/>
           <w:color w:val="222222"/>
           <w:sz w:val="28"/>
           <w:szCs w:val="28"/>
@@ -2185,13 +2445,14 @@
         </w:numPr>
         <w:spacing w:after="60"/>
         <w:rPr>
-          <w:sz w:val="28"/>
-          <w:szCs w:val="28"/>
-        </w:rPr>
-      </w:pPr>
-      <w:r>
-        <w:rPr>
-          <w:rFonts w:ascii="Calibri" w:hAnsi="Calibri" w:eastAsia="Calibri" w:cs="Calibri"/>
+          <w:rFonts w:hint="default" w:ascii="Arial" w:hAnsi="Arial" w:cs="Arial"/>
+          <w:sz w:val="28"/>
+          <w:szCs w:val="28"/>
+        </w:rPr>
+      </w:pPr>
+      <w:r>
+        <w:rPr>
+          <w:rFonts w:hint="default" w:ascii="Arial" w:hAnsi="Arial" w:eastAsia="Calibri" w:cs="Arial"/>
           <w:color w:val="222222"/>
           <w:sz w:val="28"/>
           <w:szCs w:val="28"/>
@@ -2208,13 +2469,14 @@
         </w:numPr>
         <w:spacing w:after="60"/>
         <w:rPr>
-          <w:sz w:val="28"/>
-          <w:szCs w:val="28"/>
-        </w:rPr>
-      </w:pPr>
-      <w:r>
-        <w:rPr>
-          <w:rFonts w:hint="default" w:ascii="Calibri" w:hAnsi="Calibri" w:eastAsia="Calibri" w:cs="Calibri"/>
+          <w:rFonts w:hint="default" w:ascii="Arial" w:hAnsi="Arial" w:cs="Arial"/>
+          <w:sz w:val="28"/>
+          <w:szCs w:val="28"/>
+        </w:rPr>
+      </w:pPr>
+      <w:r>
+        <w:rPr>
+          <w:rFonts w:hint="default" w:ascii="Arial" w:hAnsi="Arial" w:eastAsia="Calibri" w:cs="Arial"/>
           <w:color w:val="222222"/>
           <w:sz w:val="28"/>
           <w:szCs w:val="28"/>
@@ -2224,7 +2486,7 @@
       </w:r>
       <w:r>
         <w:rPr>
-          <w:rFonts w:hint="default" w:ascii="Calibri" w:hAnsi="Calibri" w:eastAsia="Calibri" w:cs="Calibri"/>
+          <w:rFonts w:hint="default" w:ascii="Arial" w:hAnsi="Arial" w:eastAsia="Calibri" w:cs="Arial"/>
           <w:color w:val="222222"/>
           <w:sz w:val="28"/>
           <w:szCs w:val="28"/>
@@ -2235,7 +2497,7 @@
       </w:r>
       <w:r>
         <w:rPr>
-          <w:rFonts w:hint="default" w:ascii="Calibri" w:hAnsi="Calibri" w:eastAsia="Calibri" w:cs="Calibri"/>
+          <w:rFonts w:hint="default" w:ascii="Arial" w:hAnsi="Arial" w:eastAsia="Calibri" w:cs="Arial"/>
           <w:color w:val="222222"/>
           <w:sz w:val="28"/>
           <w:szCs w:val="28"/>
@@ -2253,13 +2515,14 @@
         </w:numPr>
         <w:spacing w:after="60"/>
         <w:rPr>
-          <w:sz w:val="28"/>
-          <w:szCs w:val="28"/>
-        </w:rPr>
-      </w:pPr>
-      <w:r>
-        <w:rPr>
-          <w:rFonts w:hint="default" w:ascii="Calibri" w:hAnsi="Calibri" w:eastAsia="Calibri" w:cs="Calibri"/>
+          <w:rFonts w:hint="default" w:ascii="Arial" w:hAnsi="Arial" w:cs="Arial"/>
+          <w:sz w:val="28"/>
+          <w:szCs w:val="28"/>
+        </w:rPr>
+      </w:pPr>
+      <w:r>
+        <w:rPr>
+          <w:rFonts w:hint="default" w:ascii="Arial" w:hAnsi="Arial" w:eastAsia="Calibri" w:cs="Arial"/>
           <w:color w:val="222222"/>
           <w:sz w:val="28"/>
           <w:szCs w:val="28"/>
@@ -2269,7 +2532,7 @@
       </w:r>
       <w:r>
         <w:rPr>
-          <w:rFonts w:hint="default" w:ascii="Calibri" w:hAnsi="Calibri" w:eastAsia="Calibri" w:cs="Calibri"/>
+          <w:rFonts w:hint="default" w:ascii="Arial" w:hAnsi="Arial" w:eastAsia="Calibri" w:cs="Arial"/>
           <w:color w:val="222222"/>
           <w:sz w:val="28"/>
           <w:szCs w:val="28"/>
@@ -2280,7 +2543,7 @@
       </w:r>
       <w:r>
         <w:rPr>
-          <w:rFonts w:hint="default" w:ascii="Calibri" w:hAnsi="Calibri" w:eastAsia="Calibri" w:cs="Calibri"/>
+          <w:rFonts w:hint="default" w:ascii="Arial" w:hAnsi="Arial" w:eastAsia="Calibri" w:cs="Arial"/>
           <w:color w:val="222222"/>
           <w:sz w:val="28"/>
           <w:szCs w:val="28"/>
@@ -2296,6 +2559,7 @@
         </w:pBdr>
         <w:spacing w:before="260" w:after="120"/>
         <w:rPr>
+          <w:rFonts w:hint="default" w:ascii="Arial" w:hAnsi="Arial" w:cs="Arial"/>
           <w:color w:val="1054C6"/>
           <w:sz w:val="28"/>
           <w:szCs w:val="28"/>
@@ -2303,7 +2567,7 @@
       </w:pPr>
       <w:r>
         <w:rPr>
-          <w:rFonts w:ascii="Calibri" w:hAnsi="Calibri" w:eastAsia="Calibri" w:cs="Calibri"/>
+          <w:rFonts w:hint="default" w:ascii="Arial" w:hAnsi="Arial" w:eastAsia="Calibri" w:cs="Arial"/>
           <w:b/>
           <w:bCs/>
           <w:color w:val="1054C6"/>
@@ -2322,12 +2586,14 @@
         </w:numPr>
         <w:spacing w:after="60"/>
         <w:rPr>
-          <w:sz w:val="28"/>
-          <w:szCs w:val="28"/>
-        </w:rPr>
-      </w:pPr>
-      <w:r>
-        <w:rPr>
+          <w:rFonts w:hint="default" w:ascii="Arial" w:hAnsi="Arial" w:cs="Arial"/>
+          <w:sz w:val="28"/>
+          <w:szCs w:val="28"/>
+        </w:rPr>
+      </w:pPr>
+      <w:r>
+        <w:rPr>
+          <w:rFonts w:hint="default" w:ascii="Arial" w:hAnsi="Arial" w:cs="Arial"/>
           <w:sz w:val="28"/>
         </w:rPr>
         <mc:AlternateContent>
@@ -2406,6 +2672,7 @@
       </w:r>
       <w:r>
         <w:rPr>
+          <w:rFonts w:hint="default" w:ascii="Arial" w:hAnsi="Arial" w:cs="Arial"/>
           <w:sz w:val="28"/>
         </w:rPr>
         <mc:AlternateContent>
@@ -2484,7 +2751,7 @@
       </w:r>
       <w:r>
         <w:rPr>
-          <w:rFonts w:ascii="Calibri" w:hAnsi="Calibri" w:eastAsia="Calibri" w:cs="Calibri"/>
+          <w:rFonts w:hint="default" w:ascii="Arial" w:hAnsi="Arial" w:eastAsia="Calibri" w:cs="Arial"/>
           <w:color w:val="222222"/>
           <w:sz w:val="28"/>
           <w:szCs w:val="28"/>
@@ -2493,7 +2760,7 @@
       </w:r>
       <w:r>
         <w:rPr>
-          <w:rFonts w:hint="default" w:ascii="Calibri" w:hAnsi="Calibri" w:eastAsia="Calibri" w:cs="Calibri"/>
+          <w:rFonts w:hint="default" w:ascii="Arial" w:hAnsi="Arial" w:eastAsia="Calibri" w:cs="Arial"/>
           <w:color w:val="222222"/>
           <w:sz w:val="28"/>
           <w:szCs w:val="28"/>
@@ -2511,12 +2778,14 @@
         </w:numPr>
         <w:spacing w:after="60"/>
         <w:rPr>
-          <w:sz w:val="28"/>
-          <w:szCs w:val="28"/>
-        </w:rPr>
-      </w:pPr>
-      <w:r>
-        <w:rPr>
+          <w:rFonts w:hint="default" w:ascii="Arial" w:hAnsi="Arial" w:cs="Arial"/>
+          <w:sz w:val="28"/>
+          <w:szCs w:val="28"/>
+        </w:rPr>
+      </w:pPr>
+      <w:r>
+        <w:rPr>
+          <w:rFonts w:hint="default" w:ascii="Arial" w:hAnsi="Arial" w:cs="Arial"/>
           <w:sz w:val="28"/>
         </w:rPr>
         <mc:AlternateContent>
@@ -2595,6 +2864,7 @@
       </w:r>
       <w:r>
         <w:rPr>
+          <w:rFonts w:hint="default" w:ascii="Arial" w:hAnsi="Arial" w:cs="Arial"/>
           <w:sz w:val="28"/>
         </w:rPr>
         <mc:AlternateContent>
@@ -2673,7 +2943,7 @@
       </w:r>
       <w:r>
         <w:rPr>
-          <w:rFonts w:ascii="Calibri" w:hAnsi="Calibri" w:eastAsia="Calibri" w:cs="Calibri"/>
+          <w:rFonts w:hint="default" w:ascii="Arial" w:hAnsi="Arial" w:eastAsia="Calibri" w:cs="Arial"/>
           <w:color w:val="222222"/>
           <w:sz w:val="28"/>
           <w:szCs w:val="28"/>
@@ -2682,7 +2952,7 @@
       </w:r>
       <w:r>
         <w:rPr>
-          <w:rFonts w:hint="default" w:ascii="Calibri" w:hAnsi="Calibri" w:eastAsia="Calibri" w:cs="Calibri"/>
+          <w:rFonts w:hint="default" w:ascii="Arial" w:hAnsi="Arial" w:eastAsia="Calibri" w:cs="Arial"/>
           <w:color w:val="222222"/>
           <w:sz w:val="28"/>
           <w:szCs w:val="28"/>
@@ -2700,12 +2970,14 @@
         </w:numPr>
         <w:spacing w:after="60"/>
         <w:rPr>
-          <w:sz w:val="28"/>
-          <w:szCs w:val="28"/>
-        </w:rPr>
-      </w:pPr>
-      <w:r>
-        <w:rPr>
+          <w:rFonts w:hint="default" w:ascii="Arial" w:hAnsi="Arial" w:cs="Arial"/>
+          <w:sz w:val="28"/>
+          <w:szCs w:val="28"/>
+        </w:rPr>
+      </w:pPr>
+      <w:r>
+        <w:rPr>
+          <w:rFonts w:hint="default" w:ascii="Arial" w:hAnsi="Arial" w:cs="Arial"/>
           <w:sz w:val="28"/>
         </w:rPr>
         <mc:AlternateContent>
@@ -2784,6 +3056,7 @@
       </w:r>
       <w:r>
         <w:rPr>
+          <w:rFonts w:hint="default" w:ascii="Arial" w:hAnsi="Arial" w:cs="Arial"/>
           <w:sz w:val="28"/>
         </w:rPr>
         <mc:AlternateContent>
@@ -2862,7 +3135,7 @@
       </w:r>
       <w:r>
         <w:rPr>
-          <w:rFonts w:ascii="Calibri" w:hAnsi="Calibri" w:eastAsia="Calibri" w:cs="Calibri"/>
+          <w:rFonts w:hint="default" w:ascii="Arial" w:hAnsi="Arial" w:eastAsia="Calibri" w:cs="Arial"/>
           <w:color w:val="222222"/>
           <w:sz w:val="28"/>
           <w:szCs w:val="28"/>
@@ -2871,7 +3144,7 @@
       </w:r>
       <w:r>
         <w:rPr>
-          <w:rFonts w:hint="default" w:ascii="Calibri" w:hAnsi="Calibri" w:eastAsia="Calibri" w:cs="Calibri"/>
+          <w:rFonts w:hint="default" w:ascii="Arial" w:hAnsi="Arial" w:eastAsia="Calibri" w:cs="Arial"/>
           <w:color w:val="222222"/>
           <w:sz w:val="28"/>
           <w:szCs w:val="28"/>
@@ -2889,14 +3162,15 @@
         </w:numPr>
         <w:spacing w:after="60"/>
         <w:rPr>
-          <w:rFonts w:hint="default" w:ascii="Calibri" w:hAnsi="Calibri" w:cs="Calibri"/>
-          <w:sz w:val="28"/>
-          <w:szCs w:val="28"/>
-          <w:lang w:val="en-US"/>
-        </w:rPr>
-      </w:pPr>
-      <w:r>
-        <w:rPr>
+          <w:rFonts w:hint="default" w:ascii="Arial" w:hAnsi="Arial" w:cs="Arial"/>
+          <w:sz w:val="28"/>
+          <w:szCs w:val="28"/>
+          <w:lang w:val="en-US"/>
+        </w:rPr>
+      </w:pPr>
+      <w:r>
+        <w:rPr>
+          <w:rFonts w:hint="default" w:ascii="Arial" w:hAnsi="Arial" w:cs="Arial"/>
           <w:sz w:val="28"/>
         </w:rPr>
         <mc:AlternateContent>
@@ -2975,6 +3249,7 @@
       </w:r>
       <w:r>
         <w:rPr>
+          <w:rFonts w:hint="default" w:ascii="Arial" w:hAnsi="Arial" w:cs="Arial"/>
           <w:sz w:val="28"/>
         </w:rPr>
         <mc:AlternateContent>
@@ -3053,7 +3328,7 @@
       </w:r>
       <w:r>
         <w:rPr>
-          <w:rFonts w:ascii="Calibri" w:hAnsi="Calibri" w:eastAsia="Calibri" w:cs="Calibri"/>
+          <w:rFonts w:hint="default" w:ascii="Arial" w:hAnsi="Arial" w:eastAsia="Calibri" w:cs="Arial"/>
           <w:color w:val="222222"/>
           <w:sz w:val="28"/>
           <w:szCs w:val="28"/>
@@ -3062,7 +3337,7 @@
       </w:r>
       <w:r>
         <w:rPr>
-          <w:rFonts w:hint="default" w:ascii="Calibri" w:hAnsi="Calibri" w:eastAsia="Calibri" w:cs="Calibri"/>
+          <w:rFonts w:hint="default" w:ascii="Arial" w:hAnsi="Arial" w:eastAsia="Calibri" w:cs="Arial"/>
           <w:color w:val="222222"/>
           <w:sz w:val="28"/>
           <w:szCs w:val="28"/>
@@ -3071,6 +3346,7 @@
         <w:t>Intermidiate (Speaking)</w:t>
       </w:r>
     </w:p>
+    <w:bookmarkEnd w:id="0"/>
     <w:sectPr>
       <w:pgSz w:w="12240" w:h="15840"/>
       <w:pgMar w:top="576" w:right="576" w:bottom="576" w:left="576" w:header="708" w:footer="708" w:gutter="0"/>
@@ -3642,6 +3918,7 @@
     <w:link w:val="11"/>
     <w:semiHidden/>
     <w:unhideWhenUsed/>
+    <w:qFormat/>
     <w:uiPriority w:val="99"/>
     <w:rPr>
       <w:sz w:val="20"/>
